--- a/data/raw/performance.docx
+++ b/data/raw/performance.docx
@@ -14,133 +14,2689 @@
           <w:b/>
           <w:bCs/>
         </w:rPr>
-        <w:t>Faculty &amp; Student Performance Analytics</w:t>
+        <w:t>Faculty &amp; Student Performance Analytics at Powerpuff Girls Arts and Science College</w:t>
+      </w:r>
+    </w:p>
+    <w:p>
+      <w:pPr>
+        <w:rPr>
+          <w:b/>
+          <w:bCs/>
+        </w:rPr>
+      </w:pPr>
+      <w:r>
+        <w:rPr>
+          <w:b/>
+          <w:bCs/>
+        </w:rPr>
+        <w:t xml:space="preserve">Powerpuff Girls Arts and Science College, Townsville, Tamil Nadu, tracks faculty and student performance via an ERP-based Academic Analytics Platform, ensuring NAAC A+ compliance. Supporting B.A. English Literature, B.Sc. Computer Science, </w:t>
+      </w:r>
+      <w:proofErr w:type="gramStart"/>
+      <w:r>
+        <w:rPr>
+          <w:b/>
+          <w:bCs/>
+        </w:rPr>
+        <w:t>B.Com</w:t>
+      </w:r>
+      <w:proofErr w:type="gramEnd"/>
+      <w:r>
+        <w:rPr>
+          <w:b/>
+          <w:bCs/>
+        </w:rPr>
+        <w:t xml:space="preserve"> Accounting &amp; Finance, B.Sc. Psychology, B.B.A, M.Sc. Data Science, and M.A. Journalism &amp; Mass Communication, the system monitors performance, triggers interventions, and rewards excellence.</w:t>
+      </w:r>
+    </w:p>
+    <w:p>
+      <w:pPr>
+        <w:rPr>
+          <w:b/>
+          <w:bCs/>
+        </w:rPr>
+      </w:pPr>
+      <w:r>
+        <w:rPr>
+          <w:b/>
+          <w:bCs/>
+        </w:rPr>
+        <w:pict w14:anchorId="312460AE">
+          <v:rect id="_x0000_i1085" style="width:0;height:1.5pt" o:hralign="center" o:hrstd="t" o:hr="t" fillcolor="#a0a0a0" stroked="f"/>
+        </w:pict>
+      </w:r>
+    </w:p>
+    <w:p>
+      <w:pPr>
+        <w:rPr>
+          <w:b/>
+          <w:bCs/>
+        </w:rPr>
+      </w:pPr>
+      <w:r>
+        <w:rPr>
+          <w:b/>
+          <w:bCs/>
+        </w:rPr>
+        <w:t>1. Performance Monitoring System</w:t>
       </w:r>
     </w:p>
     <w:p>
       <w:pPr>
         <w:numPr>
           <w:ilvl w:val="0"/>
-          <w:numId w:val="1"/>
-        </w:numPr>
-      </w:pPr>
-      <w:r>
-        <w:rPr>
-          <w:b/>
-          <w:bCs/>
-        </w:rPr>
-        <w:t>Performance Monitoring System</w:t>
-      </w:r>
-      <w:r>
-        <w:t>:</w:t>
-      </w:r>
-      <w:r>
-        <w:br/>
-        <w:t>All faculty and student performance will be tracked using a centralized academic analytics platform. Faculty must upload internal marks, attendance, and assignment scores within 3 days of the completion of each assessment. Departments are required to ensure data accuracy before submission to the Academic Monitoring Cell.</w:t>
+          <w:numId w:val="2"/>
+        </w:numPr>
+        <w:rPr>
+          <w:b/>
+          <w:bCs/>
+        </w:rPr>
+      </w:pPr>
+      <w:r>
+        <w:rPr>
+          <w:b/>
+          <w:bCs/>
+        </w:rPr>
+        <w:t>Platform: ERP portal, centralizing marks, attendance, assignment scores.</w:t>
       </w:r>
     </w:p>
     <w:p>
       <w:pPr>
         <w:numPr>
           <w:ilvl w:val="0"/>
-          <w:numId w:val="1"/>
-        </w:numPr>
-      </w:pPr>
-      <w:r>
-        <w:rPr>
-          <w:b/>
-          <w:bCs/>
-        </w:rPr>
-        <w:t>Evaluation Metrics for Faculty</w:t>
-      </w:r>
-      <w:r>
-        <w:t>:</w:t>
-      </w:r>
-      <w:r>
-        <w:br/>
-        <w:t>Faculty performance will be reviewed biannually based on five key indicators: course outcomes, student success rate, class engagement levels, continuous assessment punctuality, and peer/</w:t>
-      </w:r>
+          <w:numId w:val="2"/>
+        </w:numPr>
+        <w:rPr>
+          <w:b/>
+          <w:bCs/>
+        </w:rPr>
+      </w:pPr>
+      <w:r>
+        <w:rPr>
+          <w:b/>
+          <w:bCs/>
+        </w:rPr>
+        <w:t>Data Entry: Faculty upload CIA marks, attendance, assignments within 3 days post-assessment (e.g., B.Sc. CS’s Data Structures marks by Oct 31, 2025).</w:t>
+      </w:r>
+    </w:p>
+    <w:p>
+      <w:pPr>
+        <w:numPr>
+          <w:ilvl w:val="1"/>
+          <w:numId w:val="2"/>
+        </w:numPr>
+        <w:rPr>
+          <w:b/>
+          <w:bCs/>
+        </w:rPr>
+      </w:pPr>
       <w:proofErr w:type="spellStart"/>
       <w:r>
+        <w:rPr>
+          <w:b/>
+          <w:bCs/>
+        </w:rPr>
+        <w:t>HoDs</w:t>
+      </w:r>
+      <w:proofErr w:type="spellEnd"/>
+      <w:r>
+        <w:rPr>
+          <w:b/>
+          <w:bCs/>
+        </w:rPr>
+        <w:t xml:space="preserve"> verify within 48 hours; ERP flags errors (e.g., CIA &gt;25 marks).</w:t>
+      </w:r>
+    </w:p>
+    <w:p>
+      <w:pPr>
+        <w:numPr>
+          <w:ilvl w:val="1"/>
+          <w:numId w:val="2"/>
+        </w:numPr>
+        <w:rPr>
+          <w:b/>
+          <w:bCs/>
+        </w:rPr>
+      </w:pPr>
+      <w:r>
+        <w:rPr>
+          <w:b/>
+          <w:bCs/>
+        </w:rPr>
+        <w:t>AMC audits monthly for NAAC compliance.</w:t>
+      </w:r>
+    </w:p>
+    <w:p>
+      <w:pPr>
+        <w:numPr>
+          <w:ilvl w:val="0"/>
+          <w:numId w:val="2"/>
+        </w:numPr>
+        <w:rPr>
+          <w:b/>
+          <w:bCs/>
+        </w:rPr>
+      </w:pPr>
+      <w:r>
+        <w:rPr>
+          <w:b/>
+          <w:bCs/>
+        </w:rPr>
+        <w:t xml:space="preserve">RAG Chatbot: Faculty query deadlines; </w:t>
+      </w:r>
+      <w:proofErr w:type="spellStart"/>
+      <w:r>
+        <w:rPr>
+          <w:b/>
+          <w:bCs/>
+        </w:rPr>
+        <w:t>HoDs</w:t>
+      </w:r>
+      <w:proofErr w:type="spellEnd"/>
+      <w:r>
+        <w:rPr>
+          <w:b/>
+          <w:bCs/>
+        </w:rPr>
+        <w:t xml:space="preserve"> track submissions; AMC views analytics (e.g., 95% </w:t>
+      </w:r>
+      <w:proofErr w:type="gramStart"/>
+      <w:r>
+        <w:rPr>
+          <w:b/>
+          <w:bCs/>
+        </w:rPr>
+        <w:t>B.Com</w:t>
+      </w:r>
+      <w:proofErr w:type="gramEnd"/>
+      <w:r>
+        <w:rPr>
+          <w:b/>
+          <w:bCs/>
+        </w:rPr>
+        <w:t xml:space="preserve"> faculty compliance).</w:t>
+      </w:r>
+    </w:p>
+    <w:p>
+      <w:pPr>
+        <w:numPr>
+          <w:ilvl w:val="0"/>
+          <w:numId w:val="2"/>
+        </w:numPr>
+        <w:rPr>
+          <w:b/>
+          <w:bCs/>
+        </w:rPr>
+      </w:pPr>
+      <w:r>
+        <w:rPr>
+          <w:b/>
+          <w:bCs/>
+        </w:rPr>
+        <w:t>Program-Specific:</w:t>
+      </w:r>
+    </w:p>
+    <w:p>
+      <w:pPr>
+        <w:numPr>
+          <w:ilvl w:val="1"/>
+          <w:numId w:val="2"/>
+        </w:numPr>
+        <w:rPr>
+          <w:b/>
+          <w:bCs/>
+        </w:rPr>
+      </w:pPr>
+      <w:r>
+        <w:rPr>
+          <w:b/>
+          <w:bCs/>
+        </w:rPr>
+        <w:t xml:space="preserve">B.A. English: Essay scores (Prose &amp; Composition), </w:t>
+      </w:r>
+      <w:proofErr w:type="spellStart"/>
+      <w:r>
+        <w:rPr>
+          <w:b/>
+          <w:bCs/>
+        </w:rPr>
+        <w:t>LitLoom</w:t>
+      </w:r>
+      <w:proofErr w:type="spellEnd"/>
+      <w:r>
+        <w:rPr>
+          <w:b/>
+          <w:bCs/>
+        </w:rPr>
+        <w:t xml:space="preserve"> attendance.</w:t>
+      </w:r>
+    </w:p>
+    <w:p>
+      <w:pPr>
+        <w:numPr>
+          <w:ilvl w:val="1"/>
+          <w:numId w:val="2"/>
+        </w:numPr>
+        <w:rPr>
+          <w:b/>
+          <w:bCs/>
+        </w:rPr>
+      </w:pPr>
+      <w:r>
+        <w:rPr>
+          <w:b/>
+          <w:bCs/>
+        </w:rPr>
+        <w:t xml:space="preserve">B.Sc. CS: Coding scores (Web Technology), </w:t>
+      </w:r>
+      <w:proofErr w:type="spellStart"/>
+      <w:r>
+        <w:rPr>
+          <w:b/>
+          <w:bCs/>
+        </w:rPr>
+        <w:t>TechBurst</w:t>
+      </w:r>
+      <w:proofErr w:type="spellEnd"/>
+      <w:r>
+        <w:rPr>
+          <w:b/>
+          <w:bCs/>
+        </w:rPr>
+        <w:t xml:space="preserve"> points.</w:t>
+      </w:r>
+    </w:p>
+    <w:p>
+      <w:pPr>
+        <w:numPr>
+          <w:ilvl w:val="1"/>
+          <w:numId w:val="2"/>
+        </w:numPr>
+        <w:rPr>
+          <w:b/>
+          <w:bCs/>
+        </w:rPr>
+      </w:pPr>
+      <w:proofErr w:type="gramStart"/>
+      <w:r>
+        <w:rPr>
+          <w:b/>
+          <w:bCs/>
+        </w:rPr>
+        <w:t>B.Com</w:t>
+      </w:r>
+      <w:proofErr w:type="gramEnd"/>
+      <w:r>
+        <w:rPr>
+          <w:b/>
+          <w:bCs/>
+        </w:rPr>
+        <w:t xml:space="preserve">: Numerical scores (Financial Accounting I), </w:t>
+      </w:r>
+      <w:proofErr w:type="spellStart"/>
+      <w:r>
+        <w:rPr>
+          <w:b/>
+          <w:bCs/>
+        </w:rPr>
+        <w:t>FinThrive</w:t>
+      </w:r>
+      <w:proofErr w:type="spellEnd"/>
+      <w:r>
+        <w:rPr>
+          <w:b/>
+          <w:bCs/>
+        </w:rPr>
+        <w:t xml:space="preserve"> attendance.</w:t>
+      </w:r>
+    </w:p>
+    <w:p>
+      <w:pPr>
+        <w:numPr>
+          <w:ilvl w:val="1"/>
+          <w:numId w:val="2"/>
+        </w:numPr>
+        <w:rPr>
+          <w:b/>
+          <w:bCs/>
+        </w:rPr>
+      </w:pPr>
+      <w:r>
+        <w:rPr>
+          <w:b/>
+          <w:bCs/>
+        </w:rPr>
+        <w:t>B.Sc. Psychology: Case studies (Abnormal Psychology), Psyched Week points.</w:t>
+      </w:r>
+    </w:p>
+    <w:p>
+      <w:pPr>
+        <w:numPr>
+          <w:ilvl w:val="1"/>
+          <w:numId w:val="2"/>
+        </w:numPr>
+        <w:rPr>
+          <w:b/>
+          <w:bCs/>
+        </w:rPr>
+      </w:pPr>
+      <w:r>
+        <w:rPr>
+          <w:b/>
+          <w:bCs/>
+        </w:rPr>
+        <w:t xml:space="preserve">B.B.A: Case studies (Marketing Management), </w:t>
+      </w:r>
+      <w:proofErr w:type="spellStart"/>
+      <w:r>
+        <w:rPr>
+          <w:b/>
+          <w:bCs/>
+        </w:rPr>
+        <w:t>BizSprint</w:t>
+      </w:r>
+      <w:proofErr w:type="spellEnd"/>
+      <w:r>
+        <w:rPr>
+          <w:b/>
+          <w:bCs/>
+        </w:rPr>
+        <w:t xml:space="preserve"> points.</w:t>
+      </w:r>
+    </w:p>
+    <w:p>
+      <w:pPr>
+        <w:numPr>
+          <w:ilvl w:val="1"/>
+          <w:numId w:val="2"/>
+        </w:numPr>
+        <w:rPr>
+          <w:b/>
+          <w:bCs/>
+        </w:rPr>
+      </w:pPr>
+      <w:r>
+        <w:rPr>
+          <w:b/>
+          <w:bCs/>
+        </w:rPr>
+        <w:t xml:space="preserve">M.Sc. Data Science: Projects (Machine Learning), </w:t>
+      </w:r>
+      <w:proofErr w:type="spellStart"/>
+      <w:r>
+        <w:rPr>
+          <w:b/>
+          <w:bCs/>
+        </w:rPr>
+        <w:t>DataDrift</w:t>
+      </w:r>
+      <w:proofErr w:type="spellEnd"/>
+      <w:r>
+        <w:rPr>
+          <w:b/>
+          <w:bCs/>
+        </w:rPr>
+        <w:t xml:space="preserve"> attendance.</w:t>
+      </w:r>
+    </w:p>
+    <w:p>
+      <w:pPr>
+        <w:numPr>
+          <w:ilvl w:val="1"/>
+          <w:numId w:val="2"/>
+        </w:numPr>
+        <w:rPr>
+          <w:b/>
+          <w:bCs/>
+        </w:rPr>
+      </w:pPr>
+      <w:r>
+        <w:rPr>
+          <w:b/>
+          <w:bCs/>
+        </w:rPr>
+        <w:t xml:space="preserve">M.A. Journalism: Reports (News Reporting), </w:t>
+      </w:r>
+      <w:proofErr w:type="spellStart"/>
+      <w:r>
+        <w:rPr>
+          <w:b/>
+          <w:bCs/>
+        </w:rPr>
+        <w:t>MediaMosaic</w:t>
+      </w:r>
+      <w:proofErr w:type="spellEnd"/>
+      <w:r>
+        <w:rPr>
+          <w:b/>
+          <w:bCs/>
+        </w:rPr>
+        <w:t xml:space="preserve"> points.</w:t>
+      </w:r>
+    </w:p>
+    <w:p>
+      <w:pPr>
+        <w:rPr>
+          <w:b/>
+          <w:bCs/>
+        </w:rPr>
+      </w:pPr>
+      <w:r>
+        <w:rPr>
+          <w:b/>
+          <w:bCs/>
+        </w:rPr>
+        <w:pict w14:anchorId="5B9DBEAA">
+          <v:rect id="_x0000_i1086" style="width:0;height:1.5pt" o:hralign="center" o:hrstd="t" o:hr="t" fillcolor="#a0a0a0" stroked="f"/>
+        </w:pict>
+      </w:r>
+    </w:p>
+    <w:p>
+      <w:pPr>
+        <w:rPr>
+          <w:b/>
+          <w:bCs/>
+        </w:rPr>
+      </w:pPr>
+      <w:r>
+        <w:rPr>
+          <w:b/>
+          <w:bCs/>
+        </w:rPr>
+        <w:t>2. Faculty Evaluation Metrics</w:t>
+      </w:r>
+    </w:p>
+    <w:p>
+      <w:pPr>
+        <w:numPr>
+          <w:ilvl w:val="0"/>
+          <w:numId w:val="3"/>
+        </w:numPr>
+        <w:rPr>
+          <w:b/>
+          <w:bCs/>
+        </w:rPr>
+      </w:pPr>
+      <w:r>
+        <w:rPr>
+          <w:b/>
+          <w:bCs/>
+        </w:rPr>
+        <w:t>Biannual Review: Post-October/April semesters, based on:</w:t>
+      </w:r>
+    </w:p>
+    <w:p>
+      <w:pPr>
+        <w:numPr>
+          <w:ilvl w:val="1"/>
+          <w:numId w:val="3"/>
+        </w:numPr>
+        <w:rPr>
+          <w:b/>
+          <w:bCs/>
+        </w:rPr>
+      </w:pPr>
+      <w:r>
+        <w:rPr>
+          <w:b/>
+          <w:bCs/>
+        </w:rPr>
+        <w:t>Course Outcomes (30%): Syllabus completion, learning outcomes (e.g., 80% B.Sc. CS students master Data Structures).</w:t>
+      </w:r>
+    </w:p>
+    <w:p>
+      <w:pPr>
+        <w:numPr>
+          <w:ilvl w:val="1"/>
+          <w:numId w:val="3"/>
+        </w:numPr>
+        <w:rPr>
+          <w:b/>
+          <w:bCs/>
+        </w:rPr>
+      </w:pPr>
+      <w:r>
+        <w:rPr>
+          <w:b/>
+          <w:bCs/>
+        </w:rPr>
+        <w:t>Student Success Rate (25%): ≥90% pass rate (e.g., B.A. English’s British Poetry).</w:t>
+      </w:r>
+    </w:p>
+    <w:p>
+      <w:pPr>
+        <w:numPr>
+          <w:ilvl w:val="1"/>
+          <w:numId w:val="3"/>
+        </w:numPr>
+        <w:rPr>
+          <w:b/>
+          <w:bCs/>
+        </w:rPr>
+      </w:pPr>
+      <w:r>
+        <w:rPr>
+          <w:b/>
+          <w:bCs/>
+        </w:rPr>
+        <w:t>Class Engagement (20%): ≥85% attendance, student feedback (e.g., B.</w:t>
+      </w:r>
+      <w:proofErr w:type="gramStart"/>
+      <w:r>
+        <w:rPr>
+          <w:b/>
+          <w:bCs/>
+        </w:rPr>
+        <w:t>B.A’s</w:t>
+      </w:r>
+      <w:proofErr w:type="gramEnd"/>
+      <w:r>
+        <w:rPr>
+          <w:b/>
+          <w:bCs/>
+        </w:rPr>
+        <w:t xml:space="preserve"> Organizational Behaviour).</w:t>
+      </w:r>
+    </w:p>
+    <w:p>
+      <w:pPr>
+        <w:numPr>
+          <w:ilvl w:val="1"/>
+          <w:numId w:val="3"/>
+        </w:numPr>
+        <w:rPr>
+          <w:b/>
+          <w:bCs/>
+        </w:rPr>
+      </w:pPr>
+      <w:r>
+        <w:rPr>
+          <w:b/>
+          <w:bCs/>
+        </w:rPr>
+        <w:t>Punctuality (15%): CIA marks within 3 days (e.g., M.Sc. Data Science’s Python marks).</w:t>
+      </w:r>
+    </w:p>
+    <w:p>
+      <w:pPr>
+        <w:numPr>
+          <w:ilvl w:val="1"/>
+          <w:numId w:val="3"/>
+        </w:numPr>
+        <w:rPr>
+          <w:b/>
+          <w:bCs/>
+        </w:rPr>
+      </w:pPr>
+      <w:r>
+        <w:rPr>
+          <w:b/>
+          <w:bCs/>
+        </w:rPr>
+        <w:t>Peer/</w:t>
+      </w:r>
+      <w:proofErr w:type="spellStart"/>
+      <w:r>
+        <w:rPr>
+          <w:b/>
+          <w:bCs/>
+        </w:rPr>
         <w:t>HoD</w:t>
       </w:r>
       <w:proofErr w:type="spellEnd"/>
       <w:r>
-        <w:t xml:space="preserve"> feedback. Any deviations or underperformance will require the submission of a self-improvement report with support from the mentoring committee.</w:t>
+        <w:rPr>
+          <w:b/>
+          <w:bCs/>
+        </w:rPr>
+        <w:t xml:space="preserve"> Feedback (10%): ERP surveys (e.g., </w:t>
+      </w:r>
+      <w:proofErr w:type="spellStart"/>
+      <w:proofErr w:type="gramStart"/>
+      <w:r>
+        <w:rPr>
+          <w:b/>
+          <w:bCs/>
+        </w:rPr>
+        <w:t>B.Com’s</w:t>
+      </w:r>
+      <w:proofErr w:type="spellEnd"/>
+      <w:proofErr w:type="gramEnd"/>
+      <w:r>
+        <w:rPr>
+          <w:b/>
+          <w:bCs/>
+        </w:rPr>
+        <w:t xml:space="preserve"> Tally workshops).</w:t>
       </w:r>
     </w:p>
     <w:p>
       <w:pPr>
         <w:numPr>
           <w:ilvl w:val="0"/>
-          <w:numId w:val="1"/>
-        </w:numPr>
-      </w:pPr>
-      <w:r>
-        <w:rPr>
-          <w:b/>
-          <w:bCs/>
-        </w:rPr>
-        <w:t>Student Academic Progress</w:t>
-      </w:r>
-      <w:r>
-        <w:t>:</w:t>
-      </w:r>
-      <w:r>
-        <w:br/>
-        <w:t>Student analytics will include semester-wise marks, backlogs, attendance percentage, and participation in academic events. The Academic Advisory Cell will generate early intervention alerts for students with less than 75% attendance or below-average performance in two consecutive subjects.</w:t>
+          <w:numId w:val="3"/>
+        </w:numPr>
+        <w:rPr>
+          <w:b/>
+          <w:bCs/>
+        </w:rPr>
+      </w:pPr>
+      <w:r>
+        <w:rPr>
+          <w:b/>
+          <w:bCs/>
+        </w:rPr>
+        <w:lastRenderedPageBreak/>
+        <w:t>Underperformance (&lt;70% in any metric): Submit self-improvement report in 10 days; mentoring committee support (e.g., pedagogy training for B.A. English).</w:t>
       </w:r>
     </w:p>
     <w:p>
       <w:pPr>
         <w:numPr>
           <w:ilvl w:val="0"/>
-          <w:numId w:val="1"/>
-        </w:numPr>
-      </w:pPr>
-      <w:r>
-        <w:rPr>
-          <w:b/>
-          <w:bCs/>
-        </w:rPr>
-        <w:t>Mentoring &amp; Feedback Loop</w:t>
-      </w:r>
-      <w:r>
-        <w:t>:</w:t>
-      </w:r>
-      <w:r>
-        <w:br/>
-        <w:t>Each faculty member must mentor a minimum of 15 students per semester. Mentors are expected to meet mentees monthly and submit progress reports. Students will also submit anonymous feedback about their mentors once per semester, which will be confidentially reviewed by the IQAC (Internal Quality Assurance Cell).</w:t>
+          <w:numId w:val="3"/>
+        </w:numPr>
+        <w:rPr>
+          <w:b/>
+          <w:bCs/>
+        </w:rPr>
+      </w:pPr>
+      <w:r>
+        <w:rPr>
+          <w:b/>
+          <w:bCs/>
+        </w:rPr>
+        <w:t>Program-Specific:</w:t>
+      </w:r>
+    </w:p>
+    <w:p>
+      <w:pPr>
+        <w:numPr>
+          <w:ilvl w:val="1"/>
+          <w:numId w:val="4"/>
+        </w:numPr>
+        <w:rPr>
+          <w:b/>
+          <w:bCs/>
+        </w:rPr>
+      </w:pPr>
+      <w:r>
+        <w:rPr>
+          <w:b/>
+          <w:bCs/>
+        </w:rPr>
+        <w:t>B.A. English: Essay grading, seminar engagement.</w:t>
+      </w:r>
+    </w:p>
+    <w:p>
+      <w:pPr>
+        <w:numPr>
+          <w:ilvl w:val="1"/>
+          <w:numId w:val="4"/>
+        </w:numPr>
+        <w:rPr>
+          <w:b/>
+          <w:bCs/>
+        </w:rPr>
+      </w:pPr>
+      <w:r>
+        <w:rPr>
+          <w:b/>
+          <w:bCs/>
+        </w:rPr>
+        <w:t>B.Sc. CS: Coding outcomes, lab punctuality.</w:t>
+      </w:r>
+    </w:p>
+    <w:p>
+      <w:pPr>
+        <w:numPr>
+          <w:ilvl w:val="1"/>
+          <w:numId w:val="4"/>
+        </w:numPr>
+        <w:rPr>
+          <w:b/>
+          <w:bCs/>
+        </w:rPr>
+      </w:pPr>
+      <w:proofErr w:type="gramStart"/>
+      <w:r>
+        <w:rPr>
+          <w:b/>
+          <w:bCs/>
+        </w:rPr>
+        <w:t>B.Com</w:t>
+      </w:r>
+      <w:proofErr w:type="gramEnd"/>
+      <w:r>
+        <w:rPr>
+          <w:b/>
+          <w:bCs/>
+        </w:rPr>
+        <w:t xml:space="preserve">: Numerical accuracy, </w:t>
+      </w:r>
+      <w:proofErr w:type="spellStart"/>
+      <w:r>
+        <w:rPr>
+          <w:b/>
+          <w:bCs/>
+        </w:rPr>
+        <w:t>FinThrive</w:t>
+      </w:r>
+      <w:proofErr w:type="spellEnd"/>
+      <w:r>
+        <w:rPr>
+          <w:b/>
+          <w:bCs/>
+        </w:rPr>
+        <w:t xml:space="preserve"> engagement.</w:t>
+      </w:r>
+    </w:p>
+    <w:p>
+      <w:pPr>
+        <w:numPr>
+          <w:ilvl w:val="1"/>
+          <w:numId w:val="4"/>
+        </w:numPr>
+        <w:rPr>
+          <w:b/>
+          <w:bCs/>
+        </w:rPr>
+      </w:pPr>
+      <w:r>
+        <w:rPr>
+          <w:b/>
+          <w:bCs/>
+        </w:rPr>
+        <w:t>B.Sc. Psychology: Case study outcomes, lab reports.</w:t>
+      </w:r>
+    </w:p>
+    <w:p>
+      <w:pPr>
+        <w:numPr>
+          <w:ilvl w:val="1"/>
+          <w:numId w:val="4"/>
+        </w:numPr>
+        <w:rPr>
+          <w:b/>
+          <w:bCs/>
+        </w:rPr>
+      </w:pPr>
+      <w:r>
+        <w:rPr>
+          <w:b/>
+          <w:bCs/>
+        </w:rPr>
+        <w:t>B.B.A: Case study success, role-play engagement.</w:t>
+      </w:r>
+    </w:p>
+    <w:p>
+      <w:pPr>
+        <w:numPr>
+          <w:ilvl w:val="1"/>
+          <w:numId w:val="4"/>
+        </w:numPr>
+        <w:rPr>
+          <w:b/>
+          <w:bCs/>
+        </w:rPr>
+      </w:pPr>
+      <w:r>
+        <w:rPr>
+          <w:b/>
+          <w:bCs/>
+        </w:rPr>
+        <w:t>M.Sc. Data Science: Project outcomes, lab punctuality.</w:t>
+      </w:r>
+    </w:p>
+    <w:p>
+      <w:pPr>
+        <w:numPr>
+          <w:ilvl w:val="1"/>
+          <w:numId w:val="4"/>
+        </w:numPr>
+        <w:rPr>
+          <w:b/>
+          <w:bCs/>
+        </w:rPr>
+      </w:pPr>
+      <w:r>
+        <w:rPr>
+          <w:b/>
+          <w:bCs/>
+        </w:rPr>
+        <w:t>M.A. Journalism: Report quality, portfolio engagement.</w:t>
+      </w:r>
+    </w:p>
+    <w:p>
+      <w:pPr>
+        <w:rPr>
+          <w:b/>
+          <w:bCs/>
+        </w:rPr>
+      </w:pPr>
+      <w:r>
+        <w:rPr>
+          <w:b/>
+          <w:bCs/>
+        </w:rPr>
+        <w:pict w14:anchorId="4DA85639">
+          <v:rect id="_x0000_i1087" style="width:0;height:1.5pt" o:hralign="center" o:hrstd="t" o:hr="t" fillcolor="#a0a0a0" stroked="f"/>
+        </w:pict>
+      </w:r>
+    </w:p>
+    <w:p>
+      <w:pPr>
+        <w:rPr>
+          <w:b/>
+          <w:bCs/>
+        </w:rPr>
+      </w:pPr>
+      <w:r>
+        <w:rPr>
+          <w:b/>
+          <w:bCs/>
+        </w:rPr>
+        <w:t>3. Student Academic Progress</w:t>
       </w:r>
     </w:p>
     <w:p>
       <w:pPr>
         <w:numPr>
           <w:ilvl w:val="0"/>
-          <w:numId w:val="1"/>
-        </w:numPr>
-      </w:pPr>
-      <w:r>
-        <w:rPr>
-          <w:b/>
-          <w:bCs/>
-        </w:rPr>
-        <w:t>Recognition &amp; Incentives</w:t>
-      </w:r>
-      <w:r>
-        <w:t>:</w:t>
-      </w:r>
-      <w:r>
-        <w:br/>
-        <w:t xml:space="preserve">Faculty who achieve exceptional results — defined as a 90% student pass rate with positive feedback — will be eligible for awards, conference funding, or workload relaxation. Similarly, top-performing students will be recognized in semester </w:t>
+          <w:numId w:val="5"/>
+        </w:numPr>
+        <w:rPr>
+          <w:b/>
+          <w:bCs/>
+        </w:rPr>
+      </w:pPr>
+      <w:r>
+        <w:rPr>
+          <w:b/>
+          <w:bCs/>
+        </w:rPr>
+        <w:t>Metrics:</w:t>
+      </w:r>
+    </w:p>
+    <w:p>
+      <w:pPr>
+        <w:numPr>
+          <w:ilvl w:val="1"/>
+          <w:numId w:val="5"/>
+        </w:numPr>
+        <w:rPr>
+          <w:b/>
+          <w:bCs/>
+        </w:rPr>
+      </w:pPr>
+      <w:r>
+        <w:rPr>
+          <w:b/>
+          <w:bCs/>
+        </w:rPr>
+        <w:t>Marks: CIA (25%) + exams (75%) (e.g., B.Sc. CS’s Data Structures).</w:t>
+      </w:r>
+    </w:p>
+    <w:p>
+      <w:pPr>
+        <w:numPr>
+          <w:ilvl w:val="1"/>
+          <w:numId w:val="5"/>
+        </w:numPr>
+        <w:rPr>
+          <w:b/>
+          <w:bCs/>
+        </w:rPr>
+      </w:pPr>
+      <w:r>
+        <w:rPr>
+          <w:b/>
+          <w:bCs/>
+        </w:rPr>
+        <w:t xml:space="preserve">Backlogs: ≥2 backlogs flagged (e.g., </w:t>
       </w:r>
       <w:proofErr w:type="spellStart"/>
-      <w:r>
-        <w:t>honor</w:t>
+      <w:proofErr w:type="gramStart"/>
+      <w:r>
+        <w:rPr>
+          <w:b/>
+          <w:bCs/>
+        </w:rPr>
+        <w:t>B.Com’s</w:t>
       </w:r>
       <w:proofErr w:type="spellEnd"/>
-      <w:r>
-        <w:t xml:space="preserve"> lists, placement priority, and scholarships.</w:t>
+      <w:proofErr w:type="gramEnd"/>
+      <w:r>
+        <w:rPr>
+          <w:b/>
+          <w:bCs/>
+        </w:rPr>
+        <w:t xml:space="preserve"> Financial Management).</w:t>
+      </w:r>
+    </w:p>
+    <w:p>
+      <w:pPr>
+        <w:numPr>
+          <w:ilvl w:val="1"/>
+          <w:numId w:val="5"/>
+        </w:numPr>
+        <w:rPr>
+          <w:b/>
+          <w:bCs/>
+        </w:rPr>
+      </w:pPr>
+      <w:r>
+        <w:rPr>
+          <w:b/>
+          <w:bCs/>
+        </w:rPr>
+        <w:t>Attendance: ≥75% required (e.g., B.A. English’s British Poetry).</w:t>
+      </w:r>
+    </w:p>
+    <w:p>
+      <w:pPr>
+        <w:numPr>
+          <w:ilvl w:val="1"/>
+          <w:numId w:val="5"/>
+        </w:numPr>
+        <w:rPr>
+          <w:b/>
+          <w:bCs/>
+        </w:rPr>
+      </w:pPr>
+      <w:r>
+        <w:rPr>
+          <w:b/>
+          <w:bCs/>
+        </w:rPr>
+        <w:t xml:space="preserve">Events: Points for </w:t>
+      </w:r>
+      <w:proofErr w:type="spellStart"/>
+      <w:r>
+        <w:rPr>
+          <w:b/>
+          <w:bCs/>
+        </w:rPr>
+        <w:t>TechBurst</w:t>
+      </w:r>
+      <w:proofErr w:type="spellEnd"/>
+      <w:r>
+        <w:rPr>
+          <w:b/>
+          <w:bCs/>
+        </w:rPr>
+        <w:t xml:space="preserve">, </w:t>
+      </w:r>
+      <w:proofErr w:type="spellStart"/>
+      <w:r>
+        <w:rPr>
+          <w:b/>
+          <w:bCs/>
+        </w:rPr>
+        <w:t>MediaMosaic</w:t>
+      </w:r>
+      <w:proofErr w:type="spellEnd"/>
+      <w:r>
+        <w:rPr>
+          <w:b/>
+          <w:bCs/>
+        </w:rPr>
+        <w:t>, etc.</w:t>
+      </w:r>
+    </w:p>
+    <w:p>
+      <w:pPr>
+        <w:numPr>
+          <w:ilvl w:val="0"/>
+          <w:numId w:val="5"/>
+        </w:numPr>
+        <w:rPr>
+          <w:b/>
+          <w:bCs/>
+        </w:rPr>
+      </w:pPr>
+      <w:r>
+        <w:rPr>
+          <w:b/>
+          <w:bCs/>
+        </w:rPr>
+        <w:t>Early Intervention:</w:t>
+      </w:r>
+    </w:p>
+    <w:p>
+      <w:pPr>
+        <w:numPr>
+          <w:ilvl w:val="1"/>
+          <w:numId w:val="5"/>
+        </w:numPr>
+        <w:rPr>
+          <w:b/>
+          <w:bCs/>
+        </w:rPr>
+      </w:pPr>
+      <w:r>
+        <w:rPr>
+          <w:b/>
+          <w:bCs/>
+        </w:rPr>
+        <w:t>Triggers: &lt;75% attendance, &lt;50% in 2 subjects (e.g., M.Sc. Data Science’s Python).</w:t>
+      </w:r>
+    </w:p>
+    <w:p>
+      <w:pPr>
+        <w:numPr>
+          <w:ilvl w:val="1"/>
+          <w:numId w:val="5"/>
+        </w:numPr>
+        <w:rPr>
+          <w:b/>
+          <w:bCs/>
+        </w:rPr>
+      </w:pPr>
+      <w:r>
+        <w:rPr>
+          <w:b/>
+          <w:bCs/>
+        </w:rPr>
+        <w:t>Alerts via ERP within 5 days; mentors counsel within 48 hours; parents notified for persistent issues.</w:t>
+      </w:r>
+    </w:p>
+    <w:p>
+      <w:pPr>
+        <w:numPr>
+          <w:ilvl w:val="1"/>
+          <w:numId w:val="5"/>
+        </w:numPr>
+        <w:rPr>
+          <w:b/>
+          <w:bCs/>
+        </w:rPr>
+      </w:pPr>
+      <w:r>
+        <w:rPr>
+          <w:b/>
+          <w:bCs/>
+        </w:rPr>
+        <w:t>Outcome: 80% of alerted students improve within 30 days.</w:t>
+      </w:r>
+    </w:p>
+    <w:p>
+      <w:pPr>
+        <w:numPr>
+          <w:ilvl w:val="0"/>
+          <w:numId w:val="5"/>
+        </w:numPr>
+        <w:rPr>
+          <w:b/>
+          <w:bCs/>
+        </w:rPr>
+      </w:pPr>
+      <w:r>
+        <w:rPr>
+          <w:b/>
+          <w:bCs/>
+        </w:rPr>
+        <w:t>Program-Specific:</w:t>
+      </w:r>
+    </w:p>
+    <w:p>
+      <w:pPr>
+        <w:numPr>
+          <w:ilvl w:val="1"/>
+          <w:numId w:val="5"/>
+        </w:numPr>
+        <w:rPr>
+          <w:b/>
+          <w:bCs/>
+        </w:rPr>
+      </w:pPr>
+      <w:r>
+        <w:rPr>
+          <w:b/>
+          <w:bCs/>
+        </w:rPr>
+        <w:t xml:space="preserve">B.A. English: Essay scores, </w:t>
+      </w:r>
+      <w:proofErr w:type="spellStart"/>
+      <w:r>
+        <w:rPr>
+          <w:b/>
+          <w:bCs/>
+        </w:rPr>
+        <w:t>LitLoom</w:t>
+      </w:r>
+      <w:proofErr w:type="spellEnd"/>
+      <w:r>
+        <w:rPr>
+          <w:b/>
+          <w:bCs/>
+        </w:rPr>
+        <w:t xml:space="preserve"> points.</w:t>
+      </w:r>
+    </w:p>
+    <w:p>
+      <w:pPr>
+        <w:numPr>
+          <w:ilvl w:val="1"/>
+          <w:numId w:val="5"/>
+        </w:numPr>
+        <w:rPr>
+          <w:b/>
+          <w:bCs/>
+        </w:rPr>
+      </w:pPr>
+      <w:r>
+        <w:rPr>
+          <w:b/>
+          <w:bCs/>
+        </w:rPr>
+        <w:t xml:space="preserve">B.Sc. CS: Coding scores, </w:t>
+      </w:r>
+      <w:proofErr w:type="spellStart"/>
+      <w:r>
+        <w:rPr>
+          <w:b/>
+          <w:bCs/>
+        </w:rPr>
+        <w:t>TechBurst</w:t>
+      </w:r>
+      <w:proofErr w:type="spellEnd"/>
+      <w:r>
+        <w:rPr>
+          <w:b/>
+          <w:bCs/>
+        </w:rPr>
+        <w:t xml:space="preserve"> points.</w:t>
+      </w:r>
+    </w:p>
+    <w:p>
+      <w:pPr>
+        <w:numPr>
+          <w:ilvl w:val="1"/>
+          <w:numId w:val="5"/>
+        </w:numPr>
+        <w:rPr>
+          <w:b/>
+          <w:bCs/>
+        </w:rPr>
+      </w:pPr>
+      <w:proofErr w:type="gramStart"/>
+      <w:r>
+        <w:rPr>
+          <w:b/>
+          <w:bCs/>
+        </w:rPr>
+        <w:t>B.Com</w:t>
+      </w:r>
+      <w:proofErr w:type="gramEnd"/>
+      <w:r>
+        <w:rPr>
+          <w:b/>
+          <w:bCs/>
+        </w:rPr>
+        <w:t xml:space="preserve">: Numerical scores, </w:t>
+      </w:r>
+      <w:proofErr w:type="spellStart"/>
+      <w:r>
+        <w:rPr>
+          <w:b/>
+          <w:bCs/>
+        </w:rPr>
+        <w:t>FinThrive</w:t>
+      </w:r>
+      <w:proofErr w:type="spellEnd"/>
+      <w:r>
+        <w:rPr>
+          <w:b/>
+          <w:bCs/>
+        </w:rPr>
+        <w:t xml:space="preserve"> points.</w:t>
+      </w:r>
+    </w:p>
+    <w:p>
+      <w:pPr>
+        <w:numPr>
+          <w:ilvl w:val="1"/>
+          <w:numId w:val="5"/>
+        </w:numPr>
+        <w:rPr>
+          <w:b/>
+          <w:bCs/>
+        </w:rPr>
+      </w:pPr>
+      <w:r>
+        <w:rPr>
+          <w:b/>
+          <w:bCs/>
+        </w:rPr>
+        <w:t>B.Sc. Psychology: Case study scores, Psyched Week points.</w:t>
+      </w:r>
+    </w:p>
+    <w:p>
+      <w:pPr>
+        <w:numPr>
+          <w:ilvl w:val="1"/>
+          <w:numId w:val="5"/>
+        </w:numPr>
+        <w:rPr>
+          <w:b/>
+          <w:bCs/>
+        </w:rPr>
+      </w:pPr>
+      <w:r>
+        <w:rPr>
+          <w:b/>
+          <w:bCs/>
+        </w:rPr>
+        <w:t xml:space="preserve">B.B.A: Case study scores, </w:t>
+      </w:r>
+      <w:proofErr w:type="spellStart"/>
+      <w:r>
+        <w:rPr>
+          <w:b/>
+          <w:bCs/>
+        </w:rPr>
+        <w:t>BizSprint</w:t>
+      </w:r>
+      <w:proofErr w:type="spellEnd"/>
+      <w:r>
+        <w:rPr>
+          <w:b/>
+          <w:bCs/>
+        </w:rPr>
+        <w:t xml:space="preserve"> points.</w:t>
+      </w:r>
+    </w:p>
+    <w:p>
+      <w:pPr>
+        <w:numPr>
+          <w:ilvl w:val="1"/>
+          <w:numId w:val="5"/>
+        </w:numPr>
+        <w:rPr>
+          <w:b/>
+          <w:bCs/>
+        </w:rPr>
+      </w:pPr>
+      <w:r>
+        <w:rPr>
+          <w:b/>
+          <w:bCs/>
+        </w:rPr>
+        <w:t xml:space="preserve">M.Sc. Data Science: Project scores, </w:t>
+      </w:r>
+      <w:proofErr w:type="spellStart"/>
+      <w:r>
+        <w:rPr>
+          <w:b/>
+          <w:bCs/>
+        </w:rPr>
+        <w:t>DataDrift</w:t>
+      </w:r>
+      <w:proofErr w:type="spellEnd"/>
+      <w:r>
+        <w:rPr>
+          <w:b/>
+          <w:bCs/>
+        </w:rPr>
+        <w:t xml:space="preserve"> points.</w:t>
+      </w:r>
+    </w:p>
+    <w:p>
+      <w:pPr>
+        <w:numPr>
+          <w:ilvl w:val="1"/>
+          <w:numId w:val="5"/>
+        </w:numPr>
+        <w:rPr>
+          <w:b/>
+          <w:bCs/>
+        </w:rPr>
+      </w:pPr>
+      <w:r>
+        <w:rPr>
+          <w:b/>
+          <w:bCs/>
+        </w:rPr>
+        <w:t xml:space="preserve">M.A. Journalism: Report scores, </w:t>
+      </w:r>
+      <w:proofErr w:type="spellStart"/>
+      <w:r>
+        <w:rPr>
+          <w:b/>
+          <w:bCs/>
+        </w:rPr>
+        <w:t>MediaMosaic</w:t>
+      </w:r>
+      <w:proofErr w:type="spellEnd"/>
+      <w:r>
+        <w:rPr>
+          <w:b/>
+          <w:bCs/>
+        </w:rPr>
+        <w:t xml:space="preserve"> points.</w:t>
+      </w:r>
+    </w:p>
+    <w:p>
+      <w:pPr>
+        <w:rPr>
+          <w:b/>
+          <w:bCs/>
+        </w:rPr>
+      </w:pPr>
+      <w:r>
+        <w:rPr>
+          <w:b/>
+          <w:bCs/>
+        </w:rPr>
+        <w:pict w14:anchorId="4E00BA13">
+          <v:rect id="_x0000_i1088" style="width:0;height:1.5pt" o:hralign="center" o:hrstd="t" o:hr="t" fillcolor="#a0a0a0" stroked="f"/>
+        </w:pict>
+      </w:r>
+    </w:p>
+    <w:p>
+      <w:pPr>
+        <w:rPr>
+          <w:b/>
+          <w:bCs/>
+        </w:rPr>
+      </w:pPr>
+      <w:r>
+        <w:rPr>
+          <w:b/>
+          <w:bCs/>
+        </w:rPr>
+        <w:t>4. Mentoring &amp; Feedback Loop</w:t>
+      </w:r>
+    </w:p>
+    <w:p>
+      <w:pPr>
+        <w:numPr>
+          <w:ilvl w:val="0"/>
+          <w:numId w:val="6"/>
+        </w:numPr>
+        <w:rPr>
+          <w:b/>
+          <w:bCs/>
+        </w:rPr>
+      </w:pPr>
+      <w:r>
+        <w:rPr>
+          <w:b/>
+          <w:bCs/>
+        </w:rPr>
+        <w:lastRenderedPageBreak/>
+        <w:t>Mentoring: Faculty mentor 15 students/semester, monthly 30-min meetings.</w:t>
+      </w:r>
+    </w:p>
+    <w:p>
+      <w:pPr>
+        <w:numPr>
+          <w:ilvl w:val="1"/>
+          <w:numId w:val="6"/>
+        </w:numPr>
+        <w:rPr>
+          <w:b/>
+          <w:bCs/>
+        </w:rPr>
+      </w:pPr>
+      <w:r>
+        <w:rPr>
+          <w:b/>
+          <w:bCs/>
+        </w:rPr>
+        <w:t>Focus: Academic progress, backlogs, career goals (e.g., B.Sc. CS coding skills).</w:t>
+      </w:r>
+    </w:p>
+    <w:p>
+      <w:pPr>
+        <w:numPr>
+          <w:ilvl w:val="1"/>
+          <w:numId w:val="6"/>
+        </w:numPr>
+        <w:rPr>
+          <w:b/>
+          <w:bCs/>
+        </w:rPr>
+      </w:pPr>
+      <w:r>
+        <w:rPr>
+          <w:b/>
+          <w:bCs/>
+        </w:rPr>
+        <w:t>Reports: Submitted via ERP in 3 days (e.g., B.A. English essay guidance).</w:t>
+      </w:r>
+    </w:p>
+    <w:p>
+      <w:pPr>
+        <w:numPr>
+          <w:ilvl w:val="0"/>
+          <w:numId w:val="6"/>
+        </w:numPr>
+        <w:rPr>
+          <w:b/>
+          <w:bCs/>
+        </w:rPr>
+      </w:pPr>
+      <w:r>
+        <w:rPr>
+          <w:b/>
+          <w:bCs/>
+        </w:rPr>
+        <w:t xml:space="preserve">Feedback: Anonymous student feedback via ERP (e.g., rate </w:t>
+      </w:r>
+      <w:proofErr w:type="gramStart"/>
+      <w:r>
+        <w:rPr>
+          <w:b/>
+          <w:bCs/>
+        </w:rPr>
+        <w:t>B.Com</w:t>
+      </w:r>
+      <w:proofErr w:type="gramEnd"/>
+      <w:r>
+        <w:rPr>
+          <w:b/>
+          <w:bCs/>
+        </w:rPr>
+        <w:t xml:space="preserve"> mentor’s Income Tax support).</w:t>
+      </w:r>
+    </w:p>
+    <w:p>
+      <w:pPr>
+        <w:numPr>
+          <w:ilvl w:val="1"/>
+          <w:numId w:val="6"/>
+        </w:numPr>
+        <w:rPr>
+          <w:b/>
+          <w:bCs/>
+        </w:rPr>
+      </w:pPr>
+      <w:r>
+        <w:rPr>
+          <w:b/>
+          <w:bCs/>
+        </w:rPr>
+        <w:t>IQAC reviews confidentially; low scores (&lt;3/5) trigger mentoring committee support.</w:t>
+      </w:r>
+    </w:p>
+    <w:p>
+      <w:pPr>
+        <w:numPr>
+          <w:ilvl w:val="1"/>
+          <w:numId w:val="6"/>
+        </w:numPr>
+        <w:rPr>
+          <w:b/>
+          <w:bCs/>
+        </w:rPr>
+      </w:pPr>
+      <w:r>
+        <w:rPr>
+          <w:b/>
+          <w:bCs/>
+        </w:rPr>
+        <w:t>Outcome: 85% students report clarity post-mentoring.</w:t>
+      </w:r>
+    </w:p>
+    <w:p>
+      <w:pPr>
+        <w:numPr>
+          <w:ilvl w:val="0"/>
+          <w:numId w:val="6"/>
+        </w:numPr>
+        <w:rPr>
+          <w:b/>
+          <w:bCs/>
+        </w:rPr>
+      </w:pPr>
+      <w:r>
+        <w:rPr>
+          <w:b/>
+          <w:bCs/>
+        </w:rPr>
+        <w:t>Program-Specific:</w:t>
+      </w:r>
+    </w:p>
+    <w:p>
+      <w:pPr>
+        <w:numPr>
+          <w:ilvl w:val="1"/>
+          <w:numId w:val="6"/>
+        </w:numPr>
+        <w:rPr>
+          <w:b/>
+          <w:bCs/>
+        </w:rPr>
+      </w:pPr>
+      <w:r>
+        <w:rPr>
+          <w:b/>
+          <w:bCs/>
+        </w:rPr>
+        <w:t xml:space="preserve">B.A. English: Essay guidance, </w:t>
+      </w:r>
+      <w:proofErr w:type="spellStart"/>
+      <w:r>
+        <w:rPr>
+          <w:b/>
+          <w:bCs/>
+        </w:rPr>
+        <w:t>LitLoom</w:t>
+      </w:r>
+      <w:proofErr w:type="spellEnd"/>
+      <w:r>
+        <w:rPr>
+          <w:b/>
+          <w:bCs/>
+        </w:rPr>
+        <w:t xml:space="preserve"> prep.</w:t>
+      </w:r>
+    </w:p>
+    <w:p>
+      <w:pPr>
+        <w:numPr>
+          <w:ilvl w:val="1"/>
+          <w:numId w:val="6"/>
+        </w:numPr>
+        <w:rPr>
+          <w:b/>
+          <w:bCs/>
+        </w:rPr>
+      </w:pPr>
+      <w:r>
+        <w:rPr>
+          <w:b/>
+          <w:bCs/>
+        </w:rPr>
+        <w:t xml:space="preserve">B.Sc. CS: Coding support, </w:t>
+      </w:r>
+      <w:proofErr w:type="spellStart"/>
+      <w:r>
+        <w:rPr>
+          <w:b/>
+          <w:bCs/>
+        </w:rPr>
+        <w:t>TechBurst</w:t>
+      </w:r>
+      <w:proofErr w:type="spellEnd"/>
+      <w:r>
+        <w:rPr>
+          <w:b/>
+          <w:bCs/>
+        </w:rPr>
+        <w:t xml:space="preserve"> prep.</w:t>
+      </w:r>
+    </w:p>
+    <w:p>
+      <w:pPr>
+        <w:numPr>
+          <w:ilvl w:val="1"/>
+          <w:numId w:val="6"/>
+        </w:numPr>
+        <w:rPr>
+          <w:b/>
+          <w:bCs/>
+        </w:rPr>
+      </w:pPr>
+      <w:proofErr w:type="gramStart"/>
+      <w:r>
+        <w:rPr>
+          <w:b/>
+          <w:bCs/>
+        </w:rPr>
+        <w:t>B.Com</w:t>
+      </w:r>
+      <w:proofErr w:type="gramEnd"/>
+      <w:r>
+        <w:rPr>
+          <w:b/>
+          <w:bCs/>
+        </w:rPr>
+        <w:t xml:space="preserve">: Numerical skills, </w:t>
+      </w:r>
+      <w:proofErr w:type="spellStart"/>
+      <w:r>
+        <w:rPr>
+          <w:b/>
+          <w:bCs/>
+        </w:rPr>
+        <w:t>FinThrive</w:t>
+      </w:r>
+      <w:proofErr w:type="spellEnd"/>
+      <w:r>
+        <w:rPr>
+          <w:b/>
+          <w:bCs/>
+        </w:rPr>
+        <w:t xml:space="preserve"> prep.</w:t>
+      </w:r>
+    </w:p>
+    <w:p>
+      <w:pPr>
+        <w:numPr>
+          <w:ilvl w:val="1"/>
+          <w:numId w:val="6"/>
+        </w:numPr>
+        <w:rPr>
+          <w:b/>
+          <w:bCs/>
+        </w:rPr>
+      </w:pPr>
+      <w:r>
+        <w:rPr>
+          <w:b/>
+          <w:bCs/>
+        </w:rPr>
+        <w:t>B.Sc. Psychology: Case studies, Psyched Week.</w:t>
+      </w:r>
+    </w:p>
+    <w:p>
+      <w:pPr>
+        <w:numPr>
+          <w:ilvl w:val="1"/>
+          <w:numId w:val="6"/>
+        </w:numPr>
+        <w:rPr>
+          <w:b/>
+          <w:bCs/>
+        </w:rPr>
+      </w:pPr>
+      <w:r>
+        <w:rPr>
+          <w:b/>
+          <w:bCs/>
+        </w:rPr>
+        <w:t xml:space="preserve">B.B.A: Case studies, </w:t>
+      </w:r>
+      <w:proofErr w:type="spellStart"/>
+      <w:r>
+        <w:rPr>
+          <w:b/>
+          <w:bCs/>
+        </w:rPr>
+        <w:t>BizSprint</w:t>
+      </w:r>
+      <w:proofErr w:type="spellEnd"/>
+      <w:r>
+        <w:rPr>
+          <w:b/>
+          <w:bCs/>
+        </w:rPr>
+        <w:t xml:space="preserve"> prep.</w:t>
+      </w:r>
+    </w:p>
+    <w:p>
+      <w:pPr>
+        <w:numPr>
+          <w:ilvl w:val="1"/>
+          <w:numId w:val="6"/>
+        </w:numPr>
+        <w:rPr>
+          <w:b/>
+          <w:bCs/>
+        </w:rPr>
+      </w:pPr>
+      <w:r>
+        <w:rPr>
+          <w:b/>
+          <w:bCs/>
+        </w:rPr>
+        <w:t xml:space="preserve">M.Sc. Data Science: Project support, </w:t>
+      </w:r>
+      <w:proofErr w:type="spellStart"/>
+      <w:r>
+        <w:rPr>
+          <w:b/>
+          <w:bCs/>
+        </w:rPr>
+        <w:t>DataDrift</w:t>
+      </w:r>
+      <w:proofErr w:type="spellEnd"/>
+      <w:r>
+        <w:rPr>
+          <w:b/>
+          <w:bCs/>
+        </w:rPr>
+        <w:t xml:space="preserve"> prep.</w:t>
+      </w:r>
+    </w:p>
+    <w:p>
+      <w:pPr>
+        <w:numPr>
+          <w:ilvl w:val="1"/>
+          <w:numId w:val="6"/>
+        </w:numPr>
+        <w:rPr>
+          <w:b/>
+          <w:bCs/>
+        </w:rPr>
+      </w:pPr>
+      <w:r>
+        <w:rPr>
+          <w:b/>
+          <w:bCs/>
+        </w:rPr>
+        <w:t xml:space="preserve">M.A. Journalism: Report guidance, </w:t>
+      </w:r>
+      <w:proofErr w:type="spellStart"/>
+      <w:r>
+        <w:rPr>
+          <w:b/>
+          <w:bCs/>
+        </w:rPr>
+        <w:t>MediaMosaic</w:t>
+      </w:r>
+      <w:proofErr w:type="spellEnd"/>
+      <w:r>
+        <w:rPr>
+          <w:b/>
+          <w:bCs/>
+        </w:rPr>
+        <w:t xml:space="preserve"> prep.</w:t>
+      </w:r>
+    </w:p>
+    <w:p>
+      <w:pPr>
+        <w:rPr>
+          <w:b/>
+          <w:bCs/>
+        </w:rPr>
+      </w:pPr>
+      <w:r>
+        <w:rPr>
+          <w:b/>
+          <w:bCs/>
+        </w:rPr>
+        <w:pict w14:anchorId="0CEF3DED">
+          <v:rect id="_x0000_i1089" style="width:0;height:1.5pt" o:hralign="center" o:hrstd="t" o:hr="t" fillcolor="#a0a0a0" stroked="f"/>
+        </w:pict>
+      </w:r>
+    </w:p>
+    <w:p>
+      <w:pPr>
+        <w:rPr>
+          <w:b/>
+          <w:bCs/>
+        </w:rPr>
+      </w:pPr>
+      <w:r>
+        <w:rPr>
+          <w:b/>
+          <w:bCs/>
+        </w:rPr>
+        <w:t>5. Recognition &amp; Incentives</w:t>
+      </w:r>
+    </w:p>
+    <w:p>
+      <w:pPr>
+        <w:numPr>
+          <w:ilvl w:val="0"/>
+          <w:numId w:val="7"/>
+        </w:numPr>
+        <w:rPr>
+          <w:b/>
+          <w:bCs/>
+        </w:rPr>
+      </w:pPr>
+      <w:r>
+        <w:rPr>
+          <w:b/>
+          <w:bCs/>
+        </w:rPr>
+        <w:t>Faculty:</w:t>
+      </w:r>
+    </w:p>
+    <w:p>
+      <w:pPr>
+        <w:numPr>
+          <w:ilvl w:val="1"/>
+          <w:numId w:val="7"/>
+        </w:numPr>
+        <w:rPr>
+          <w:b/>
+          <w:bCs/>
+        </w:rPr>
+      </w:pPr>
+      <w:r>
+        <w:rPr>
+          <w:b/>
+          <w:bCs/>
+        </w:rPr>
+        <w:t>Criteria: 90% pass rate, positive feedback (≥4/5).</w:t>
+      </w:r>
+    </w:p>
+    <w:p>
+      <w:pPr>
+        <w:numPr>
+          <w:ilvl w:val="1"/>
+          <w:numId w:val="7"/>
+        </w:numPr>
+        <w:rPr>
+          <w:b/>
+          <w:bCs/>
+        </w:rPr>
+      </w:pPr>
+      <w:r>
+        <w:rPr>
+          <w:b/>
+          <w:bCs/>
+        </w:rPr>
+        <w:t>Incentives: Awards, ₹50,000 conference funding, workload relaxation (e.g., 25 hours/week for M.Sc. Data Science faculty).</w:t>
+      </w:r>
+    </w:p>
+    <w:p>
+      <w:pPr>
+        <w:numPr>
+          <w:ilvl w:val="1"/>
+          <w:numId w:val="7"/>
+        </w:numPr>
+        <w:rPr>
+          <w:b/>
+          <w:bCs/>
+        </w:rPr>
+      </w:pPr>
+      <w:r>
+        <w:rPr>
+          <w:b/>
+          <w:bCs/>
+        </w:rPr>
+        <w:t xml:space="preserve">Process: </w:t>
+      </w:r>
+      <w:proofErr w:type="spellStart"/>
+      <w:r>
+        <w:rPr>
+          <w:b/>
+          <w:bCs/>
+        </w:rPr>
+        <w:t>HoD</w:t>
+      </w:r>
+      <w:proofErr w:type="spellEnd"/>
+      <w:r>
+        <w:rPr>
+          <w:b/>
+          <w:bCs/>
+        </w:rPr>
+        <w:t xml:space="preserve"> nominates via ERP; Dean approves.</w:t>
+      </w:r>
+    </w:p>
+    <w:p>
+      <w:pPr>
+        <w:numPr>
+          <w:ilvl w:val="0"/>
+          <w:numId w:val="7"/>
+        </w:numPr>
+        <w:rPr>
+          <w:b/>
+          <w:bCs/>
+        </w:rPr>
+      </w:pPr>
+      <w:r>
+        <w:rPr>
+          <w:b/>
+          <w:bCs/>
+        </w:rPr>
+        <w:t>Students:</w:t>
+      </w:r>
+    </w:p>
+    <w:p>
+      <w:pPr>
+        <w:numPr>
+          <w:ilvl w:val="1"/>
+          <w:numId w:val="7"/>
+        </w:numPr>
+        <w:rPr>
+          <w:b/>
+          <w:bCs/>
+        </w:rPr>
+      </w:pPr>
+      <w:r>
+        <w:rPr>
+          <w:b/>
+          <w:bCs/>
+        </w:rPr>
+        <w:t>Criteria: Top 10% marks, ≥85% attendance, event points.</w:t>
+      </w:r>
+    </w:p>
+    <w:p>
+      <w:pPr>
+        <w:numPr>
+          <w:ilvl w:val="1"/>
+          <w:numId w:val="7"/>
+        </w:numPr>
+        <w:rPr>
+          <w:b/>
+          <w:bCs/>
+        </w:rPr>
+      </w:pPr>
+      <w:r>
+        <w:rPr>
+          <w:b/>
+          <w:bCs/>
+        </w:rPr>
+        <w:t>Incentives: Honor lists, placement priority (e.g., Infosys for B.Sc. CS), scholarships (₹20,000/semester).</w:t>
+      </w:r>
+    </w:p>
+    <w:p>
+      <w:pPr>
+        <w:numPr>
+          <w:ilvl w:val="1"/>
+          <w:numId w:val="7"/>
+        </w:numPr>
+        <w:rPr>
+          <w:b/>
+          <w:bCs/>
+        </w:rPr>
+      </w:pPr>
+      <w:r>
+        <w:rPr>
+          <w:b/>
+          <w:bCs/>
+        </w:rPr>
+        <w:t>Process: AAC compiles via ERP; Dean approves.</w:t>
+      </w:r>
+    </w:p>
+    <w:p>
+      <w:pPr>
+        <w:numPr>
+          <w:ilvl w:val="0"/>
+          <w:numId w:val="7"/>
+        </w:numPr>
+        <w:rPr>
+          <w:b/>
+          <w:bCs/>
+        </w:rPr>
+      </w:pPr>
+      <w:r>
+        <w:rPr>
+          <w:b/>
+          <w:bCs/>
+        </w:rPr>
+        <w:t>Program-Specific:</w:t>
+      </w:r>
+    </w:p>
+    <w:p>
+      <w:pPr>
+        <w:numPr>
+          <w:ilvl w:val="1"/>
+          <w:numId w:val="7"/>
+        </w:numPr>
+        <w:rPr>
+          <w:b/>
+          <w:bCs/>
+        </w:rPr>
+      </w:pPr>
+      <w:r>
+        <w:rPr>
+          <w:b/>
+          <w:bCs/>
+        </w:rPr>
+        <w:t xml:space="preserve">B.A. English: </w:t>
+      </w:r>
+      <w:proofErr w:type="spellStart"/>
+      <w:r>
+        <w:rPr>
+          <w:b/>
+          <w:bCs/>
+        </w:rPr>
+        <w:t>LitLoom</w:t>
+      </w:r>
+      <w:proofErr w:type="spellEnd"/>
+      <w:r>
+        <w:rPr>
+          <w:b/>
+          <w:bCs/>
+        </w:rPr>
+        <w:t xml:space="preserve"> awards, journalism scholarships.</w:t>
+      </w:r>
+    </w:p>
+    <w:p>
+      <w:pPr>
+        <w:numPr>
+          <w:ilvl w:val="1"/>
+          <w:numId w:val="7"/>
+        </w:numPr>
+        <w:rPr>
+          <w:b/>
+          <w:bCs/>
+        </w:rPr>
+      </w:pPr>
+      <w:r>
+        <w:rPr>
+          <w:b/>
+          <w:bCs/>
+        </w:rPr>
+        <w:t xml:space="preserve">B.Sc. CS: </w:t>
+      </w:r>
+      <w:proofErr w:type="spellStart"/>
+      <w:r>
+        <w:rPr>
+          <w:b/>
+          <w:bCs/>
+        </w:rPr>
+        <w:t>TechBurst</w:t>
+      </w:r>
+      <w:proofErr w:type="spellEnd"/>
+      <w:r>
+        <w:rPr>
+          <w:b/>
+          <w:bCs/>
+        </w:rPr>
+        <w:t xml:space="preserve"> funding, Zoho placements.</w:t>
+      </w:r>
+    </w:p>
+    <w:p>
+      <w:pPr>
+        <w:numPr>
+          <w:ilvl w:val="1"/>
+          <w:numId w:val="7"/>
+        </w:numPr>
+        <w:rPr>
+          <w:b/>
+          <w:bCs/>
+        </w:rPr>
+      </w:pPr>
+      <w:proofErr w:type="gramStart"/>
+      <w:r>
+        <w:rPr>
+          <w:b/>
+          <w:bCs/>
+        </w:rPr>
+        <w:t>B.Com</w:t>
+      </w:r>
+      <w:proofErr w:type="gramEnd"/>
+      <w:r>
+        <w:rPr>
+          <w:b/>
+          <w:bCs/>
+        </w:rPr>
+        <w:t xml:space="preserve">: </w:t>
+      </w:r>
+      <w:proofErr w:type="spellStart"/>
+      <w:r>
+        <w:rPr>
+          <w:b/>
+          <w:bCs/>
+        </w:rPr>
+        <w:t>FinThrive</w:t>
+      </w:r>
+      <w:proofErr w:type="spellEnd"/>
+      <w:r>
+        <w:rPr>
+          <w:b/>
+          <w:bCs/>
+        </w:rPr>
+        <w:t xml:space="preserve"> awards, CA scholarships.</w:t>
+      </w:r>
+    </w:p>
+    <w:p>
+      <w:pPr>
+        <w:numPr>
+          <w:ilvl w:val="1"/>
+          <w:numId w:val="7"/>
+        </w:numPr>
+        <w:rPr>
+          <w:b/>
+          <w:bCs/>
+        </w:rPr>
+      </w:pPr>
+      <w:r>
+        <w:rPr>
+          <w:b/>
+          <w:bCs/>
+        </w:rPr>
+        <w:lastRenderedPageBreak/>
+        <w:t xml:space="preserve">B.Sc. Psychology: Psyched Week recognition, </w:t>
+      </w:r>
+      <w:proofErr w:type="spellStart"/>
+      <w:r>
+        <w:rPr>
+          <w:b/>
+          <w:bCs/>
+        </w:rPr>
+        <w:t>counseling</w:t>
+      </w:r>
+      <w:proofErr w:type="spellEnd"/>
+      <w:r>
+        <w:rPr>
+          <w:b/>
+          <w:bCs/>
+        </w:rPr>
+        <w:t xml:space="preserve"> internships.</w:t>
+      </w:r>
+    </w:p>
+    <w:p>
+      <w:pPr>
+        <w:numPr>
+          <w:ilvl w:val="1"/>
+          <w:numId w:val="7"/>
+        </w:numPr>
+        <w:rPr>
+          <w:b/>
+          <w:bCs/>
+        </w:rPr>
+      </w:pPr>
+      <w:r>
+        <w:rPr>
+          <w:b/>
+          <w:bCs/>
+        </w:rPr>
+        <w:t xml:space="preserve">B.B.A: </w:t>
+      </w:r>
+      <w:proofErr w:type="spellStart"/>
+      <w:r>
+        <w:rPr>
+          <w:b/>
+          <w:bCs/>
+        </w:rPr>
+        <w:t>BizSprint</w:t>
+      </w:r>
+      <w:proofErr w:type="spellEnd"/>
+      <w:r>
+        <w:rPr>
+          <w:b/>
+          <w:bCs/>
+        </w:rPr>
+        <w:t xml:space="preserve"> awards, MBA placements.</w:t>
+      </w:r>
+    </w:p>
+    <w:p>
+      <w:pPr>
+        <w:numPr>
+          <w:ilvl w:val="1"/>
+          <w:numId w:val="7"/>
+        </w:numPr>
+        <w:rPr>
+          <w:b/>
+          <w:bCs/>
+        </w:rPr>
+      </w:pPr>
+      <w:r>
+        <w:rPr>
+          <w:b/>
+          <w:bCs/>
+        </w:rPr>
+        <w:t xml:space="preserve">M.Sc. Data Science: </w:t>
+      </w:r>
+      <w:proofErr w:type="spellStart"/>
+      <w:r>
+        <w:rPr>
+          <w:b/>
+          <w:bCs/>
+        </w:rPr>
+        <w:t>DataDrift</w:t>
+      </w:r>
+      <w:proofErr w:type="spellEnd"/>
+      <w:r>
+        <w:rPr>
+          <w:b/>
+          <w:bCs/>
+        </w:rPr>
+        <w:t xml:space="preserve"> funding, Google placements.</w:t>
+      </w:r>
+    </w:p>
+    <w:p>
+      <w:pPr>
+        <w:numPr>
+          <w:ilvl w:val="1"/>
+          <w:numId w:val="7"/>
+        </w:numPr>
+        <w:rPr>
+          <w:b/>
+          <w:bCs/>
+        </w:rPr>
+      </w:pPr>
+      <w:r>
+        <w:rPr>
+          <w:b/>
+          <w:bCs/>
+        </w:rPr>
+        <w:t xml:space="preserve">M.A. Journalism: </w:t>
+      </w:r>
+      <w:proofErr w:type="spellStart"/>
+      <w:r>
+        <w:rPr>
+          <w:b/>
+          <w:bCs/>
+        </w:rPr>
+        <w:t>MediaMosaic</w:t>
+      </w:r>
+      <w:proofErr w:type="spellEnd"/>
+      <w:r>
+        <w:rPr>
+          <w:b/>
+          <w:bCs/>
+        </w:rPr>
+        <w:t xml:space="preserve"> awards, NDTV placements.</w:t>
+      </w:r>
+    </w:p>
+    <w:p>
+      <w:pPr>
+        <w:rPr>
+          <w:b/>
+          <w:bCs/>
+        </w:rPr>
+      </w:pPr>
+      <w:r>
+        <w:rPr>
+          <w:b/>
+          <w:bCs/>
+        </w:rPr>
+        <w:pict w14:anchorId="51276A77">
+          <v:rect id="_x0000_i1090" style="width:0;height:1.5pt" o:hralign="center" o:hrstd="t" o:hr="t" fillcolor="#a0a0a0" stroked="f"/>
+        </w:pict>
+      </w:r>
+    </w:p>
+    <w:p>
+      <w:pPr>
+        <w:rPr>
+          <w:b/>
+          <w:bCs/>
+        </w:rPr>
+      </w:pPr>
+      <w:r>
+        <w:rPr>
+          <w:b/>
+          <w:bCs/>
+        </w:rPr>
+        <w:t>Integration with Academic/Career Goals</w:t>
+      </w:r>
+    </w:p>
+    <w:p>
+      <w:pPr>
+        <w:numPr>
+          <w:ilvl w:val="0"/>
+          <w:numId w:val="8"/>
+        </w:numPr>
+        <w:rPr>
+          <w:b/>
+          <w:bCs/>
+        </w:rPr>
+      </w:pPr>
+      <w:r>
+        <w:rPr>
+          <w:b/>
+          <w:bCs/>
+        </w:rPr>
+        <w:t>Faculty: Metrics enhance teaching (e.g., B.Sc. CS’s IEEE conference funding), mentoring refines skills.</w:t>
+      </w:r>
+    </w:p>
+    <w:p>
+      <w:pPr>
+        <w:numPr>
+          <w:ilvl w:val="0"/>
+          <w:numId w:val="8"/>
+        </w:numPr>
+        <w:rPr>
+          <w:b/>
+          <w:bCs/>
+        </w:rPr>
+      </w:pPr>
+      <w:r>
+        <w:rPr>
+          <w:b/>
+          <w:bCs/>
+        </w:rPr>
+        <w:t xml:space="preserve">Students: Interventions clear backlogs, event points boost resumes (e.g., </w:t>
+      </w:r>
+      <w:proofErr w:type="spellStart"/>
+      <w:r>
+        <w:rPr>
+          <w:b/>
+          <w:bCs/>
+        </w:rPr>
+        <w:t>TechBurst</w:t>
+      </w:r>
+      <w:proofErr w:type="spellEnd"/>
+      <w:r>
+        <w:rPr>
+          <w:b/>
+          <w:bCs/>
+        </w:rPr>
+        <w:t xml:space="preserve"> for B.Sc. CS), recognition aids placements.</w:t>
+      </w:r>
+    </w:p>
+    <w:p>
+      <w:pPr>
+        <w:rPr>
+          <w:b/>
+          <w:bCs/>
+        </w:rPr>
+      </w:pPr>
+      <w:r>
+        <w:rPr>
+          <w:b/>
+          <w:bCs/>
+        </w:rPr>
+        <w:pict w14:anchorId="702C2800">
+          <v:rect id="_x0000_i1091" style="width:0;height:1.5pt" o:hralign="center" o:hrstd="t" o:hr="t" fillcolor="#a0a0a0" stroked="f"/>
+        </w:pict>
+      </w:r>
+    </w:p>
+    <w:p>
+      <w:pPr>
+        <w:rPr>
+          <w:b/>
+          <w:bCs/>
+        </w:rPr>
+      </w:pPr>
+      <w:r>
+        <w:rPr>
+          <w:b/>
+          <w:bCs/>
+        </w:rPr>
+        <w:t>Technology and Support</w:t>
+      </w:r>
+    </w:p>
+    <w:p>
+      <w:pPr>
+        <w:numPr>
+          <w:ilvl w:val="0"/>
+          <w:numId w:val="9"/>
+        </w:numPr>
+        <w:rPr>
+          <w:b/>
+          <w:bCs/>
+        </w:rPr>
+      </w:pPr>
+      <w:r>
+        <w:rPr>
+          <w:b/>
+          <w:bCs/>
+        </w:rPr>
+        <w:t>ERP: Data entry, analytics, feedback, nominations. Encrypted, role-based access.</w:t>
+      </w:r>
+    </w:p>
+    <w:p>
+      <w:pPr>
+        <w:numPr>
+          <w:ilvl w:val="0"/>
+          <w:numId w:val="9"/>
+        </w:numPr>
+        <w:rPr>
+          <w:b/>
+          <w:bCs/>
+        </w:rPr>
+      </w:pPr>
+      <w:r>
+        <w:rPr>
+          <w:b/>
+          <w:bCs/>
+        </w:rPr>
+        <w:t xml:space="preserve">RAG Chatbot: Faculty/students query marks, alerts; </w:t>
+      </w:r>
+      <w:proofErr w:type="spellStart"/>
+      <w:r>
+        <w:rPr>
+          <w:b/>
+          <w:bCs/>
+        </w:rPr>
+        <w:t>HoDs</w:t>
+      </w:r>
+      <w:proofErr w:type="spellEnd"/>
+      <w:r>
+        <w:rPr>
+          <w:b/>
+          <w:bCs/>
+        </w:rPr>
+        <w:t>/AMC monitor compliance.</w:t>
+      </w:r>
+    </w:p>
+    <w:p>
+      <w:pPr>
+        <w:numPr>
+          <w:ilvl w:val="0"/>
+          <w:numId w:val="9"/>
+        </w:numPr>
+        <w:rPr>
+          <w:b/>
+          <w:bCs/>
+        </w:rPr>
+      </w:pPr>
+      <w:r>
+        <w:rPr>
+          <w:b/>
+          <w:bCs/>
+        </w:rPr>
+        <w:t>Notifications: Deadlines, alerts, recognition via SMS/email.</w:t>
+      </w:r>
+    </w:p>
+    <w:p>
+      <w:pPr>
+        <w:rPr>
+          <w:b/>
+          <w:bCs/>
+        </w:rPr>
+      </w:pPr>
+      <w:r>
+        <w:rPr>
+          <w:b/>
+          <w:bCs/>
+        </w:rPr>
+        <w:pict w14:anchorId="690780DB">
+          <v:rect id="_x0000_i1092" style="width:0;height:1.5pt" o:hralign="center" o:hrstd="t" o:hr="t" fillcolor="#a0a0a0" stroked="f"/>
+        </w:pict>
+      </w:r>
+    </w:p>
+    <w:p>
+      <w:pPr>
+        <w:rPr>
+          <w:b/>
+          <w:bCs/>
+        </w:rPr>
+      </w:pPr>
+      <w:r>
+        <w:rPr>
+          <w:b/>
+          <w:bCs/>
+        </w:rPr>
+        <w:t>Compliance and Integrity</w:t>
+      </w:r>
+    </w:p>
+    <w:p>
+      <w:pPr>
+        <w:numPr>
+          <w:ilvl w:val="0"/>
+          <w:numId w:val="10"/>
+        </w:numPr>
+        <w:rPr>
+          <w:b/>
+          <w:bCs/>
+        </w:rPr>
+      </w:pPr>
+      <w:r>
+        <w:rPr>
+          <w:b/>
+          <w:bCs/>
+        </w:rPr>
+        <w:t xml:space="preserve">Accuracy: </w:t>
+      </w:r>
+      <w:proofErr w:type="spellStart"/>
+      <w:r>
+        <w:rPr>
+          <w:b/>
+          <w:bCs/>
+        </w:rPr>
+        <w:t>HoD</w:t>
+      </w:r>
+      <w:proofErr w:type="spellEnd"/>
+      <w:r>
+        <w:rPr>
+          <w:b/>
+          <w:bCs/>
+        </w:rPr>
+        <w:t xml:space="preserve"> verification, AMC audits, ERP error flags.</w:t>
+      </w:r>
+    </w:p>
+    <w:p>
+      <w:pPr>
+        <w:numPr>
+          <w:ilvl w:val="0"/>
+          <w:numId w:val="10"/>
+        </w:numPr>
+        <w:rPr>
+          <w:b/>
+          <w:bCs/>
+        </w:rPr>
+      </w:pPr>
+      <w:r>
+        <w:rPr>
+          <w:b/>
+          <w:bCs/>
+        </w:rPr>
+        <w:t>Confidentiality: Anonymous feedback, secure storage.</w:t>
+      </w:r>
+    </w:p>
+    <w:p>
+      <w:pPr>
+        <w:numPr>
+          <w:ilvl w:val="0"/>
+          <w:numId w:val="10"/>
+        </w:numPr>
+        <w:rPr>
+          <w:b/>
+          <w:bCs/>
+        </w:rPr>
+      </w:pPr>
+      <w:r>
+        <w:rPr>
+          <w:b/>
+          <w:bCs/>
+        </w:rPr>
+        <w:t>Fairness: Objective recognition via ERP analytics.</w:t>
+      </w:r>
+    </w:p>
+    <w:p>
+      <w:pPr>
+        <w:rPr>
+          <w:b/>
+          <w:bCs/>
+        </w:rPr>
+      </w:pPr>
+      <w:r>
+        <w:rPr>
+          <w:b/>
+          <w:bCs/>
+        </w:rPr>
+        <w:pict w14:anchorId="5FE7514F">
+          <v:rect id="_x0000_i1093" style="width:0;height:1.5pt" o:hralign="center" o:hrstd="t" o:hr="t" fillcolor="#a0a0a0" stroked="f"/>
+        </w:pict>
+      </w:r>
+    </w:p>
+    <w:p>
+      <w:pPr>
+        <w:rPr>
+          <w:b/>
+          <w:bCs/>
+        </w:rPr>
+      </w:pPr>
+      <w:r>
+        <w:rPr>
+          <w:b/>
+          <w:bCs/>
+        </w:rPr>
+        <w:t>Sustainability and Inclusivity</w:t>
+      </w:r>
+    </w:p>
+    <w:p>
+      <w:pPr>
+        <w:numPr>
+          <w:ilvl w:val="0"/>
+          <w:numId w:val="11"/>
+        </w:numPr>
+        <w:rPr>
+          <w:b/>
+          <w:bCs/>
+        </w:rPr>
+      </w:pPr>
+      <w:r>
+        <w:rPr>
+          <w:b/>
+          <w:bCs/>
+        </w:rPr>
+        <w:t>Sustainability: Digital platform reduces paper.</w:t>
+      </w:r>
+    </w:p>
+    <w:p>
+      <w:pPr>
+        <w:numPr>
+          <w:ilvl w:val="0"/>
+          <w:numId w:val="11"/>
+        </w:numPr>
+        <w:rPr>
+          <w:b/>
+          <w:bCs/>
+        </w:rPr>
+      </w:pPr>
+      <w:r>
+        <w:rPr>
+          <w:b/>
+          <w:bCs/>
+        </w:rPr>
+        <w:t>Inclusivity: Interventions support diverse learners; female-led AMC/IQAC (60% female).</w:t>
+      </w:r>
+    </w:p>
+    <w:p>
+      <w:pPr>
+        <w:rPr>
+          <w:b/>
+          <w:bCs/>
+        </w:rPr>
+      </w:pPr>
+      <w:r>
+        <w:rPr>
+          <w:b/>
+          <w:bCs/>
+        </w:rPr>
+        <w:pict w14:anchorId="4827384A">
+          <v:rect id="_x0000_i1094" style="width:0;height:1.5pt" o:hralign="center" o:hrstd="t" o:hr="t" fillcolor="#a0a0a0" stroked="f"/>
+        </w:pict>
+      </w:r>
+    </w:p>
+    <w:p>
+      <w:pPr>
+        <w:rPr>
+          <w:b/>
+          <w:bCs/>
+        </w:rPr>
+      </w:pPr>
+      <w:r>
+        <w:rPr>
+          <w:b/>
+          <w:bCs/>
+        </w:rPr>
+        <w:t>Conclusion</w:t>
+      </w:r>
+    </w:p>
+    <w:p>
+      <w:pPr>
+        <w:rPr>
+          <w:b/>
+          <w:bCs/>
+        </w:rPr>
+      </w:pPr>
+      <w:r>
+        <w:rPr>
+          <w:b/>
+          <w:bCs/>
+        </w:rPr>
+        <w:t xml:space="preserve">The Performance Analytics System drives excellence through monitoring, interventions, and recognition, supporting teaching, exams, and events like </w:t>
+      </w:r>
+      <w:proofErr w:type="spellStart"/>
+      <w:r>
+        <w:rPr>
+          <w:b/>
+          <w:bCs/>
+        </w:rPr>
+        <w:t>TechBurst</w:t>
+      </w:r>
+      <w:proofErr w:type="spellEnd"/>
+      <w:r>
+        <w:rPr>
+          <w:b/>
+          <w:bCs/>
+        </w:rPr>
+        <w:t>. Access via ERP or RAG chatbot.</w:t>
       </w:r>
     </w:p>
     <w:p/>
@@ -157,6 +2713,1343 @@
 <file path=word/numbering.xml><?xml version="1.0" encoding="utf-8"?>
 <w:numbering xmlns:wpc="http://schemas.microsoft.com/office/word/2010/wordprocessingCanvas" xmlns:cx="http://schemas.microsoft.com/office/drawing/2014/chartex" xmlns:cx1="http://schemas.microsoft.com/office/drawing/2015/9/8/chartex" xmlns:cx2="http://schemas.microsoft.com/office/drawing/2015/10/21/chartex" xmlns:cx3="http://schemas.microsoft.com/office/drawing/2016/5/9/chartex" xmlns:cx4="http://schemas.microsoft.com/office/drawing/2016/5/10/chartex" xmlns:cx5="http://schemas.microsoft.com/office/drawing/2016/5/11/chartex" xmlns:cx6="http://schemas.microsoft.com/office/drawing/2016/5/12/chartex" xmlns:cx7="http://schemas.microsoft.com/office/drawing/2016/5/13/chartex" xmlns:cx8="http://schemas.microsoft.com/office/drawing/2016/5/14/chartex" xmlns:mc="http://schemas.openxmlformats.org/markup-compatibility/2006" xmlns:aink="http://schemas.microsoft.com/office/drawing/2016/ink" xmlns:am3d="http://schemas.microsoft.com/office/drawing/2017/model3d" xmlns:o="urn:schemas-microsoft-com:office:office" xmlns:oel="http://schemas.microsoft.com/office/2019/extlst" xmlns:r="http://schemas.openxmlformats.org/officeDocument/2006/relationships" xmlns:m="http://schemas.openxmlformats.org/officeDocument/2006/math" xmlns:v="urn:schemas-microsoft-com:vml" xmlns:wp14="http://schemas.microsoft.com/office/word/2010/wordprocessingDrawing" xmlns:wp="http://schemas.openxmlformats.org/drawingml/2006/wordprocessingDrawing" xmlns:w10="urn:schemas-microsoft-com:office:word" xmlns:w="http://schemas.openxmlformats.org/wordprocessingml/2006/main" xmlns:w14="http://schemas.microsoft.com/office/word/2010/wordml" xmlns:w15="http://schemas.microsoft.com/office/word/2012/wordml" xmlns:w16cex="http://schemas.microsoft.com/office/word/2018/wordml/cex" xmlns:w16cid="http://schemas.microsoft.com/office/word/2016/wordml/cid" xmlns:w16="http://schemas.microsoft.com/office/word/2018/wordml" xmlns:w16du="http://schemas.microsoft.com/office/word/2023/wordml/word16du" xmlns:w16sdtdh="http://schemas.microsoft.com/office/word/2020/wordml/sdtdatahash" xmlns:w16sdtfl="http://schemas.microsoft.com/office/word/2024/wordml/sdtformatlock" xmlns:w16se="http://schemas.microsoft.com/office/word/2015/wordml/symex" xmlns:wpg="http://schemas.microsoft.com/office/word/2010/wordprocessingGroup" xmlns:wpi="http://schemas.microsoft.com/office/word/2010/wordprocessingInk" xmlns:wne="http://schemas.microsoft.com/office/word/2006/wordml" xmlns:wps="http://schemas.microsoft.com/office/word/2010/wordprocessingShape" mc:Ignorable="w14 w15 w16se w16cid w16 w16cex w16sdtdh w16sdtfl w16du wp14">
   <w:abstractNum w:abstractNumId="0" w15:restartNumberingAfterBreak="0">
+    <w:nsid w:val="0F1C5FDF"/>
+    <w:multiLevelType w:val="multilevel"/>
+    <w:tmpl w:val="619C0862"/>
+    <w:lvl w:ilvl="0">
+      <w:start w:val="1"/>
+      <w:numFmt w:val="bullet"/>
+      <w:lvlText w:val=""/>
+      <w:lvlJc w:val="left"/>
+      <w:pPr>
+        <w:tabs>
+          <w:tab w:val="num" w:pos="720"/>
+        </w:tabs>
+        <w:ind w:left="720" w:hanging="360"/>
+      </w:pPr>
+      <w:rPr>
+        <w:rFonts w:ascii="Symbol" w:hAnsi="Symbol" w:hint="default"/>
+        <w:sz w:val="20"/>
+      </w:rPr>
+    </w:lvl>
+    <w:lvl w:ilvl="1" w:tentative="1">
+      <w:start w:val="1"/>
+      <w:numFmt w:val="bullet"/>
+      <w:lvlText w:val="o"/>
+      <w:lvlJc w:val="left"/>
+      <w:pPr>
+        <w:tabs>
+          <w:tab w:val="num" w:pos="1440"/>
+        </w:tabs>
+        <w:ind w:left="1440" w:hanging="360"/>
+      </w:pPr>
+      <w:rPr>
+        <w:rFonts w:ascii="Courier New" w:hAnsi="Courier New" w:hint="default"/>
+        <w:sz w:val="20"/>
+      </w:rPr>
+    </w:lvl>
+    <w:lvl w:ilvl="2" w:tentative="1">
+      <w:start w:val="1"/>
+      <w:numFmt w:val="bullet"/>
+      <w:lvlText w:val=""/>
+      <w:lvlJc w:val="left"/>
+      <w:pPr>
+        <w:tabs>
+          <w:tab w:val="num" w:pos="2160"/>
+        </w:tabs>
+        <w:ind w:left="2160" w:hanging="360"/>
+      </w:pPr>
+      <w:rPr>
+        <w:rFonts w:ascii="Wingdings" w:hAnsi="Wingdings" w:hint="default"/>
+        <w:sz w:val="20"/>
+      </w:rPr>
+    </w:lvl>
+    <w:lvl w:ilvl="3" w:tentative="1">
+      <w:start w:val="1"/>
+      <w:numFmt w:val="bullet"/>
+      <w:lvlText w:val=""/>
+      <w:lvlJc w:val="left"/>
+      <w:pPr>
+        <w:tabs>
+          <w:tab w:val="num" w:pos="2880"/>
+        </w:tabs>
+        <w:ind w:left="2880" w:hanging="360"/>
+      </w:pPr>
+      <w:rPr>
+        <w:rFonts w:ascii="Wingdings" w:hAnsi="Wingdings" w:hint="default"/>
+        <w:sz w:val="20"/>
+      </w:rPr>
+    </w:lvl>
+    <w:lvl w:ilvl="4" w:tentative="1">
+      <w:start w:val="1"/>
+      <w:numFmt w:val="bullet"/>
+      <w:lvlText w:val=""/>
+      <w:lvlJc w:val="left"/>
+      <w:pPr>
+        <w:tabs>
+          <w:tab w:val="num" w:pos="3600"/>
+        </w:tabs>
+        <w:ind w:left="3600" w:hanging="360"/>
+      </w:pPr>
+      <w:rPr>
+        <w:rFonts w:ascii="Wingdings" w:hAnsi="Wingdings" w:hint="default"/>
+        <w:sz w:val="20"/>
+      </w:rPr>
+    </w:lvl>
+    <w:lvl w:ilvl="5" w:tentative="1">
+      <w:start w:val="1"/>
+      <w:numFmt w:val="bullet"/>
+      <w:lvlText w:val=""/>
+      <w:lvlJc w:val="left"/>
+      <w:pPr>
+        <w:tabs>
+          <w:tab w:val="num" w:pos="4320"/>
+        </w:tabs>
+        <w:ind w:left="4320" w:hanging="360"/>
+      </w:pPr>
+      <w:rPr>
+        <w:rFonts w:ascii="Wingdings" w:hAnsi="Wingdings" w:hint="default"/>
+        <w:sz w:val="20"/>
+      </w:rPr>
+    </w:lvl>
+    <w:lvl w:ilvl="6" w:tentative="1">
+      <w:start w:val="1"/>
+      <w:numFmt w:val="bullet"/>
+      <w:lvlText w:val=""/>
+      <w:lvlJc w:val="left"/>
+      <w:pPr>
+        <w:tabs>
+          <w:tab w:val="num" w:pos="5040"/>
+        </w:tabs>
+        <w:ind w:left="5040" w:hanging="360"/>
+      </w:pPr>
+      <w:rPr>
+        <w:rFonts w:ascii="Wingdings" w:hAnsi="Wingdings" w:hint="default"/>
+        <w:sz w:val="20"/>
+      </w:rPr>
+    </w:lvl>
+    <w:lvl w:ilvl="7" w:tentative="1">
+      <w:start w:val="1"/>
+      <w:numFmt w:val="bullet"/>
+      <w:lvlText w:val=""/>
+      <w:lvlJc w:val="left"/>
+      <w:pPr>
+        <w:tabs>
+          <w:tab w:val="num" w:pos="5760"/>
+        </w:tabs>
+        <w:ind w:left="5760" w:hanging="360"/>
+      </w:pPr>
+      <w:rPr>
+        <w:rFonts w:ascii="Wingdings" w:hAnsi="Wingdings" w:hint="default"/>
+        <w:sz w:val="20"/>
+      </w:rPr>
+    </w:lvl>
+    <w:lvl w:ilvl="8" w:tentative="1">
+      <w:start w:val="1"/>
+      <w:numFmt w:val="bullet"/>
+      <w:lvlText w:val=""/>
+      <w:lvlJc w:val="left"/>
+      <w:pPr>
+        <w:tabs>
+          <w:tab w:val="num" w:pos="6480"/>
+        </w:tabs>
+        <w:ind w:left="6480" w:hanging="360"/>
+      </w:pPr>
+      <w:rPr>
+        <w:rFonts w:ascii="Wingdings" w:hAnsi="Wingdings" w:hint="default"/>
+        <w:sz w:val="20"/>
+      </w:rPr>
+    </w:lvl>
+  </w:abstractNum>
+  <w:abstractNum w:abstractNumId="1" w15:restartNumberingAfterBreak="0">
+    <w:nsid w:val="1EED2EA7"/>
+    <w:multiLevelType w:val="multilevel"/>
+    <w:tmpl w:val="FE5CCCB4"/>
+    <w:lvl w:ilvl="0">
+      <w:start w:val="1"/>
+      <w:numFmt w:val="bullet"/>
+      <w:lvlText w:val=""/>
+      <w:lvlJc w:val="left"/>
+      <w:pPr>
+        <w:tabs>
+          <w:tab w:val="num" w:pos="720"/>
+        </w:tabs>
+        <w:ind w:left="720" w:hanging="360"/>
+      </w:pPr>
+      <w:rPr>
+        <w:rFonts w:ascii="Symbol" w:hAnsi="Symbol" w:hint="default"/>
+        <w:sz w:val="20"/>
+      </w:rPr>
+    </w:lvl>
+    <w:lvl w:ilvl="1" w:tentative="1">
+      <w:start w:val="1"/>
+      <w:numFmt w:val="bullet"/>
+      <w:lvlText w:val="o"/>
+      <w:lvlJc w:val="left"/>
+      <w:pPr>
+        <w:tabs>
+          <w:tab w:val="num" w:pos="1440"/>
+        </w:tabs>
+        <w:ind w:left="1440" w:hanging="360"/>
+      </w:pPr>
+      <w:rPr>
+        <w:rFonts w:ascii="Courier New" w:hAnsi="Courier New" w:hint="default"/>
+        <w:sz w:val="20"/>
+      </w:rPr>
+    </w:lvl>
+    <w:lvl w:ilvl="2" w:tentative="1">
+      <w:start w:val="1"/>
+      <w:numFmt w:val="bullet"/>
+      <w:lvlText w:val=""/>
+      <w:lvlJc w:val="left"/>
+      <w:pPr>
+        <w:tabs>
+          <w:tab w:val="num" w:pos="2160"/>
+        </w:tabs>
+        <w:ind w:left="2160" w:hanging="360"/>
+      </w:pPr>
+      <w:rPr>
+        <w:rFonts w:ascii="Wingdings" w:hAnsi="Wingdings" w:hint="default"/>
+        <w:sz w:val="20"/>
+      </w:rPr>
+    </w:lvl>
+    <w:lvl w:ilvl="3" w:tentative="1">
+      <w:start w:val="1"/>
+      <w:numFmt w:val="bullet"/>
+      <w:lvlText w:val=""/>
+      <w:lvlJc w:val="left"/>
+      <w:pPr>
+        <w:tabs>
+          <w:tab w:val="num" w:pos="2880"/>
+        </w:tabs>
+        <w:ind w:left="2880" w:hanging="360"/>
+      </w:pPr>
+      <w:rPr>
+        <w:rFonts w:ascii="Wingdings" w:hAnsi="Wingdings" w:hint="default"/>
+        <w:sz w:val="20"/>
+      </w:rPr>
+    </w:lvl>
+    <w:lvl w:ilvl="4" w:tentative="1">
+      <w:start w:val="1"/>
+      <w:numFmt w:val="bullet"/>
+      <w:lvlText w:val=""/>
+      <w:lvlJc w:val="left"/>
+      <w:pPr>
+        <w:tabs>
+          <w:tab w:val="num" w:pos="3600"/>
+        </w:tabs>
+        <w:ind w:left="3600" w:hanging="360"/>
+      </w:pPr>
+      <w:rPr>
+        <w:rFonts w:ascii="Wingdings" w:hAnsi="Wingdings" w:hint="default"/>
+        <w:sz w:val="20"/>
+      </w:rPr>
+    </w:lvl>
+    <w:lvl w:ilvl="5" w:tentative="1">
+      <w:start w:val="1"/>
+      <w:numFmt w:val="bullet"/>
+      <w:lvlText w:val=""/>
+      <w:lvlJc w:val="left"/>
+      <w:pPr>
+        <w:tabs>
+          <w:tab w:val="num" w:pos="4320"/>
+        </w:tabs>
+        <w:ind w:left="4320" w:hanging="360"/>
+      </w:pPr>
+      <w:rPr>
+        <w:rFonts w:ascii="Wingdings" w:hAnsi="Wingdings" w:hint="default"/>
+        <w:sz w:val="20"/>
+      </w:rPr>
+    </w:lvl>
+    <w:lvl w:ilvl="6" w:tentative="1">
+      <w:start w:val="1"/>
+      <w:numFmt w:val="bullet"/>
+      <w:lvlText w:val=""/>
+      <w:lvlJc w:val="left"/>
+      <w:pPr>
+        <w:tabs>
+          <w:tab w:val="num" w:pos="5040"/>
+        </w:tabs>
+        <w:ind w:left="5040" w:hanging="360"/>
+      </w:pPr>
+      <w:rPr>
+        <w:rFonts w:ascii="Wingdings" w:hAnsi="Wingdings" w:hint="default"/>
+        <w:sz w:val="20"/>
+      </w:rPr>
+    </w:lvl>
+    <w:lvl w:ilvl="7" w:tentative="1">
+      <w:start w:val="1"/>
+      <w:numFmt w:val="bullet"/>
+      <w:lvlText w:val=""/>
+      <w:lvlJc w:val="left"/>
+      <w:pPr>
+        <w:tabs>
+          <w:tab w:val="num" w:pos="5760"/>
+        </w:tabs>
+        <w:ind w:left="5760" w:hanging="360"/>
+      </w:pPr>
+      <w:rPr>
+        <w:rFonts w:ascii="Wingdings" w:hAnsi="Wingdings" w:hint="default"/>
+        <w:sz w:val="20"/>
+      </w:rPr>
+    </w:lvl>
+    <w:lvl w:ilvl="8" w:tentative="1">
+      <w:start w:val="1"/>
+      <w:numFmt w:val="bullet"/>
+      <w:lvlText w:val=""/>
+      <w:lvlJc w:val="left"/>
+      <w:pPr>
+        <w:tabs>
+          <w:tab w:val="num" w:pos="6480"/>
+        </w:tabs>
+        <w:ind w:left="6480" w:hanging="360"/>
+      </w:pPr>
+      <w:rPr>
+        <w:rFonts w:ascii="Wingdings" w:hAnsi="Wingdings" w:hint="default"/>
+        <w:sz w:val="20"/>
+      </w:rPr>
+    </w:lvl>
+  </w:abstractNum>
+  <w:abstractNum w:abstractNumId="2" w15:restartNumberingAfterBreak="0">
+    <w:nsid w:val="24260001"/>
+    <w:multiLevelType w:val="multilevel"/>
+    <w:tmpl w:val="CA7206E6"/>
+    <w:lvl w:ilvl="0">
+      <w:start w:val="1"/>
+      <w:numFmt w:val="bullet"/>
+      <w:lvlText w:val=""/>
+      <w:lvlJc w:val="left"/>
+      <w:pPr>
+        <w:tabs>
+          <w:tab w:val="num" w:pos="720"/>
+        </w:tabs>
+        <w:ind w:left="720" w:hanging="360"/>
+      </w:pPr>
+      <w:rPr>
+        <w:rFonts w:ascii="Symbol" w:hAnsi="Symbol" w:hint="default"/>
+        <w:sz w:val="20"/>
+      </w:rPr>
+    </w:lvl>
+    <w:lvl w:ilvl="1" w:tentative="1">
+      <w:start w:val="1"/>
+      <w:numFmt w:val="bullet"/>
+      <w:lvlText w:val="o"/>
+      <w:lvlJc w:val="left"/>
+      <w:pPr>
+        <w:tabs>
+          <w:tab w:val="num" w:pos="1440"/>
+        </w:tabs>
+        <w:ind w:left="1440" w:hanging="360"/>
+      </w:pPr>
+      <w:rPr>
+        <w:rFonts w:ascii="Courier New" w:hAnsi="Courier New" w:hint="default"/>
+        <w:sz w:val="20"/>
+      </w:rPr>
+    </w:lvl>
+    <w:lvl w:ilvl="2" w:tentative="1">
+      <w:start w:val="1"/>
+      <w:numFmt w:val="bullet"/>
+      <w:lvlText w:val=""/>
+      <w:lvlJc w:val="left"/>
+      <w:pPr>
+        <w:tabs>
+          <w:tab w:val="num" w:pos="2160"/>
+        </w:tabs>
+        <w:ind w:left="2160" w:hanging="360"/>
+      </w:pPr>
+      <w:rPr>
+        <w:rFonts w:ascii="Wingdings" w:hAnsi="Wingdings" w:hint="default"/>
+        <w:sz w:val="20"/>
+      </w:rPr>
+    </w:lvl>
+    <w:lvl w:ilvl="3" w:tentative="1">
+      <w:start w:val="1"/>
+      <w:numFmt w:val="bullet"/>
+      <w:lvlText w:val=""/>
+      <w:lvlJc w:val="left"/>
+      <w:pPr>
+        <w:tabs>
+          <w:tab w:val="num" w:pos="2880"/>
+        </w:tabs>
+        <w:ind w:left="2880" w:hanging="360"/>
+      </w:pPr>
+      <w:rPr>
+        <w:rFonts w:ascii="Wingdings" w:hAnsi="Wingdings" w:hint="default"/>
+        <w:sz w:val="20"/>
+      </w:rPr>
+    </w:lvl>
+    <w:lvl w:ilvl="4" w:tentative="1">
+      <w:start w:val="1"/>
+      <w:numFmt w:val="bullet"/>
+      <w:lvlText w:val=""/>
+      <w:lvlJc w:val="left"/>
+      <w:pPr>
+        <w:tabs>
+          <w:tab w:val="num" w:pos="3600"/>
+        </w:tabs>
+        <w:ind w:left="3600" w:hanging="360"/>
+      </w:pPr>
+      <w:rPr>
+        <w:rFonts w:ascii="Wingdings" w:hAnsi="Wingdings" w:hint="default"/>
+        <w:sz w:val="20"/>
+      </w:rPr>
+    </w:lvl>
+    <w:lvl w:ilvl="5" w:tentative="1">
+      <w:start w:val="1"/>
+      <w:numFmt w:val="bullet"/>
+      <w:lvlText w:val=""/>
+      <w:lvlJc w:val="left"/>
+      <w:pPr>
+        <w:tabs>
+          <w:tab w:val="num" w:pos="4320"/>
+        </w:tabs>
+        <w:ind w:left="4320" w:hanging="360"/>
+      </w:pPr>
+      <w:rPr>
+        <w:rFonts w:ascii="Wingdings" w:hAnsi="Wingdings" w:hint="default"/>
+        <w:sz w:val="20"/>
+      </w:rPr>
+    </w:lvl>
+    <w:lvl w:ilvl="6" w:tentative="1">
+      <w:start w:val="1"/>
+      <w:numFmt w:val="bullet"/>
+      <w:lvlText w:val=""/>
+      <w:lvlJc w:val="left"/>
+      <w:pPr>
+        <w:tabs>
+          <w:tab w:val="num" w:pos="5040"/>
+        </w:tabs>
+        <w:ind w:left="5040" w:hanging="360"/>
+      </w:pPr>
+      <w:rPr>
+        <w:rFonts w:ascii="Wingdings" w:hAnsi="Wingdings" w:hint="default"/>
+        <w:sz w:val="20"/>
+      </w:rPr>
+    </w:lvl>
+    <w:lvl w:ilvl="7" w:tentative="1">
+      <w:start w:val="1"/>
+      <w:numFmt w:val="bullet"/>
+      <w:lvlText w:val=""/>
+      <w:lvlJc w:val="left"/>
+      <w:pPr>
+        <w:tabs>
+          <w:tab w:val="num" w:pos="5760"/>
+        </w:tabs>
+        <w:ind w:left="5760" w:hanging="360"/>
+      </w:pPr>
+      <w:rPr>
+        <w:rFonts w:ascii="Wingdings" w:hAnsi="Wingdings" w:hint="default"/>
+        <w:sz w:val="20"/>
+      </w:rPr>
+    </w:lvl>
+    <w:lvl w:ilvl="8" w:tentative="1">
+      <w:start w:val="1"/>
+      <w:numFmt w:val="bullet"/>
+      <w:lvlText w:val=""/>
+      <w:lvlJc w:val="left"/>
+      <w:pPr>
+        <w:tabs>
+          <w:tab w:val="num" w:pos="6480"/>
+        </w:tabs>
+        <w:ind w:left="6480" w:hanging="360"/>
+      </w:pPr>
+      <w:rPr>
+        <w:rFonts w:ascii="Wingdings" w:hAnsi="Wingdings" w:hint="default"/>
+        <w:sz w:val="20"/>
+      </w:rPr>
+    </w:lvl>
+  </w:abstractNum>
+  <w:abstractNum w:abstractNumId="3" w15:restartNumberingAfterBreak="0">
+    <w:nsid w:val="25310672"/>
+    <w:multiLevelType w:val="multilevel"/>
+    <w:tmpl w:val="DB98000C"/>
+    <w:lvl w:ilvl="0">
+      <w:start w:val="1"/>
+      <w:numFmt w:val="bullet"/>
+      <w:lvlText w:val=""/>
+      <w:lvlJc w:val="left"/>
+      <w:pPr>
+        <w:tabs>
+          <w:tab w:val="num" w:pos="720"/>
+        </w:tabs>
+        <w:ind w:left="720" w:hanging="360"/>
+      </w:pPr>
+      <w:rPr>
+        <w:rFonts w:ascii="Symbol" w:hAnsi="Symbol" w:hint="default"/>
+        <w:sz w:val="20"/>
+      </w:rPr>
+    </w:lvl>
+    <w:lvl w:ilvl="1">
+      <w:start w:val="1"/>
+      <w:numFmt w:val="bullet"/>
+      <w:lvlText w:val="o"/>
+      <w:lvlJc w:val="left"/>
+      <w:pPr>
+        <w:tabs>
+          <w:tab w:val="num" w:pos="1440"/>
+        </w:tabs>
+        <w:ind w:left="1440" w:hanging="360"/>
+      </w:pPr>
+      <w:rPr>
+        <w:rFonts w:ascii="Courier New" w:hAnsi="Courier New" w:hint="default"/>
+        <w:sz w:val="20"/>
+      </w:rPr>
+    </w:lvl>
+    <w:lvl w:ilvl="2" w:tentative="1">
+      <w:start w:val="1"/>
+      <w:numFmt w:val="bullet"/>
+      <w:lvlText w:val=""/>
+      <w:lvlJc w:val="left"/>
+      <w:pPr>
+        <w:tabs>
+          <w:tab w:val="num" w:pos="2160"/>
+        </w:tabs>
+        <w:ind w:left="2160" w:hanging="360"/>
+      </w:pPr>
+      <w:rPr>
+        <w:rFonts w:ascii="Wingdings" w:hAnsi="Wingdings" w:hint="default"/>
+        <w:sz w:val="20"/>
+      </w:rPr>
+    </w:lvl>
+    <w:lvl w:ilvl="3" w:tentative="1">
+      <w:start w:val="1"/>
+      <w:numFmt w:val="bullet"/>
+      <w:lvlText w:val=""/>
+      <w:lvlJc w:val="left"/>
+      <w:pPr>
+        <w:tabs>
+          <w:tab w:val="num" w:pos="2880"/>
+        </w:tabs>
+        <w:ind w:left="2880" w:hanging="360"/>
+      </w:pPr>
+      <w:rPr>
+        <w:rFonts w:ascii="Wingdings" w:hAnsi="Wingdings" w:hint="default"/>
+        <w:sz w:val="20"/>
+      </w:rPr>
+    </w:lvl>
+    <w:lvl w:ilvl="4" w:tentative="1">
+      <w:start w:val="1"/>
+      <w:numFmt w:val="bullet"/>
+      <w:lvlText w:val=""/>
+      <w:lvlJc w:val="left"/>
+      <w:pPr>
+        <w:tabs>
+          <w:tab w:val="num" w:pos="3600"/>
+        </w:tabs>
+        <w:ind w:left="3600" w:hanging="360"/>
+      </w:pPr>
+      <w:rPr>
+        <w:rFonts w:ascii="Wingdings" w:hAnsi="Wingdings" w:hint="default"/>
+        <w:sz w:val="20"/>
+      </w:rPr>
+    </w:lvl>
+    <w:lvl w:ilvl="5" w:tentative="1">
+      <w:start w:val="1"/>
+      <w:numFmt w:val="bullet"/>
+      <w:lvlText w:val=""/>
+      <w:lvlJc w:val="left"/>
+      <w:pPr>
+        <w:tabs>
+          <w:tab w:val="num" w:pos="4320"/>
+        </w:tabs>
+        <w:ind w:left="4320" w:hanging="360"/>
+      </w:pPr>
+      <w:rPr>
+        <w:rFonts w:ascii="Wingdings" w:hAnsi="Wingdings" w:hint="default"/>
+        <w:sz w:val="20"/>
+      </w:rPr>
+    </w:lvl>
+    <w:lvl w:ilvl="6" w:tentative="1">
+      <w:start w:val="1"/>
+      <w:numFmt w:val="bullet"/>
+      <w:lvlText w:val=""/>
+      <w:lvlJc w:val="left"/>
+      <w:pPr>
+        <w:tabs>
+          <w:tab w:val="num" w:pos="5040"/>
+        </w:tabs>
+        <w:ind w:left="5040" w:hanging="360"/>
+      </w:pPr>
+      <w:rPr>
+        <w:rFonts w:ascii="Wingdings" w:hAnsi="Wingdings" w:hint="default"/>
+        <w:sz w:val="20"/>
+      </w:rPr>
+    </w:lvl>
+    <w:lvl w:ilvl="7" w:tentative="1">
+      <w:start w:val="1"/>
+      <w:numFmt w:val="bullet"/>
+      <w:lvlText w:val=""/>
+      <w:lvlJc w:val="left"/>
+      <w:pPr>
+        <w:tabs>
+          <w:tab w:val="num" w:pos="5760"/>
+        </w:tabs>
+        <w:ind w:left="5760" w:hanging="360"/>
+      </w:pPr>
+      <w:rPr>
+        <w:rFonts w:ascii="Wingdings" w:hAnsi="Wingdings" w:hint="default"/>
+        <w:sz w:val="20"/>
+      </w:rPr>
+    </w:lvl>
+    <w:lvl w:ilvl="8" w:tentative="1">
+      <w:start w:val="1"/>
+      <w:numFmt w:val="bullet"/>
+      <w:lvlText w:val=""/>
+      <w:lvlJc w:val="left"/>
+      <w:pPr>
+        <w:tabs>
+          <w:tab w:val="num" w:pos="6480"/>
+        </w:tabs>
+        <w:ind w:left="6480" w:hanging="360"/>
+      </w:pPr>
+      <w:rPr>
+        <w:rFonts w:ascii="Wingdings" w:hAnsi="Wingdings" w:hint="default"/>
+        <w:sz w:val="20"/>
+      </w:rPr>
+    </w:lvl>
+  </w:abstractNum>
+  <w:abstractNum w:abstractNumId="4" w15:restartNumberingAfterBreak="0">
+    <w:nsid w:val="3E883395"/>
+    <w:multiLevelType w:val="multilevel"/>
+    <w:tmpl w:val="3E06D4CE"/>
+    <w:lvl w:ilvl="0">
+      <w:start w:val="1"/>
+      <w:numFmt w:val="bullet"/>
+      <w:lvlText w:val=""/>
+      <w:lvlJc w:val="left"/>
+      <w:pPr>
+        <w:tabs>
+          <w:tab w:val="num" w:pos="720"/>
+        </w:tabs>
+        <w:ind w:left="720" w:hanging="360"/>
+      </w:pPr>
+      <w:rPr>
+        <w:rFonts w:ascii="Symbol" w:hAnsi="Symbol" w:hint="default"/>
+        <w:sz w:val="20"/>
+      </w:rPr>
+    </w:lvl>
+    <w:lvl w:ilvl="1">
+      <w:start w:val="1"/>
+      <w:numFmt w:val="decimal"/>
+      <w:lvlText w:val="%2."/>
+      <w:lvlJc w:val="left"/>
+      <w:pPr>
+        <w:tabs>
+          <w:tab w:val="num" w:pos="1440"/>
+        </w:tabs>
+        <w:ind w:left="1440" w:hanging="360"/>
+      </w:pPr>
+    </w:lvl>
+    <w:lvl w:ilvl="2" w:tentative="1">
+      <w:start w:val="1"/>
+      <w:numFmt w:val="bullet"/>
+      <w:lvlText w:val=""/>
+      <w:lvlJc w:val="left"/>
+      <w:pPr>
+        <w:tabs>
+          <w:tab w:val="num" w:pos="2160"/>
+        </w:tabs>
+        <w:ind w:left="2160" w:hanging="360"/>
+      </w:pPr>
+      <w:rPr>
+        <w:rFonts w:ascii="Wingdings" w:hAnsi="Wingdings" w:hint="default"/>
+        <w:sz w:val="20"/>
+      </w:rPr>
+    </w:lvl>
+    <w:lvl w:ilvl="3" w:tentative="1">
+      <w:start w:val="1"/>
+      <w:numFmt w:val="bullet"/>
+      <w:lvlText w:val=""/>
+      <w:lvlJc w:val="left"/>
+      <w:pPr>
+        <w:tabs>
+          <w:tab w:val="num" w:pos="2880"/>
+        </w:tabs>
+        <w:ind w:left="2880" w:hanging="360"/>
+      </w:pPr>
+      <w:rPr>
+        <w:rFonts w:ascii="Wingdings" w:hAnsi="Wingdings" w:hint="default"/>
+        <w:sz w:val="20"/>
+      </w:rPr>
+    </w:lvl>
+    <w:lvl w:ilvl="4" w:tentative="1">
+      <w:start w:val="1"/>
+      <w:numFmt w:val="bullet"/>
+      <w:lvlText w:val=""/>
+      <w:lvlJc w:val="left"/>
+      <w:pPr>
+        <w:tabs>
+          <w:tab w:val="num" w:pos="3600"/>
+        </w:tabs>
+        <w:ind w:left="3600" w:hanging="360"/>
+      </w:pPr>
+      <w:rPr>
+        <w:rFonts w:ascii="Wingdings" w:hAnsi="Wingdings" w:hint="default"/>
+        <w:sz w:val="20"/>
+      </w:rPr>
+    </w:lvl>
+    <w:lvl w:ilvl="5" w:tentative="1">
+      <w:start w:val="1"/>
+      <w:numFmt w:val="bullet"/>
+      <w:lvlText w:val=""/>
+      <w:lvlJc w:val="left"/>
+      <w:pPr>
+        <w:tabs>
+          <w:tab w:val="num" w:pos="4320"/>
+        </w:tabs>
+        <w:ind w:left="4320" w:hanging="360"/>
+      </w:pPr>
+      <w:rPr>
+        <w:rFonts w:ascii="Wingdings" w:hAnsi="Wingdings" w:hint="default"/>
+        <w:sz w:val="20"/>
+      </w:rPr>
+    </w:lvl>
+    <w:lvl w:ilvl="6" w:tentative="1">
+      <w:start w:val="1"/>
+      <w:numFmt w:val="bullet"/>
+      <w:lvlText w:val=""/>
+      <w:lvlJc w:val="left"/>
+      <w:pPr>
+        <w:tabs>
+          <w:tab w:val="num" w:pos="5040"/>
+        </w:tabs>
+        <w:ind w:left="5040" w:hanging="360"/>
+      </w:pPr>
+      <w:rPr>
+        <w:rFonts w:ascii="Wingdings" w:hAnsi="Wingdings" w:hint="default"/>
+        <w:sz w:val="20"/>
+      </w:rPr>
+    </w:lvl>
+    <w:lvl w:ilvl="7" w:tentative="1">
+      <w:start w:val="1"/>
+      <w:numFmt w:val="bullet"/>
+      <w:lvlText w:val=""/>
+      <w:lvlJc w:val="left"/>
+      <w:pPr>
+        <w:tabs>
+          <w:tab w:val="num" w:pos="5760"/>
+        </w:tabs>
+        <w:ind w:left="5760" w:hanging="360"/>
+      </w:pPr>
+      <w:rPr>
+        <w:rFonts w:ascii="Wingdings" w:hAnsi="Wingdings" w:hint="default"/>
+        <w:sz w:val="20"/>
+      </w:rPr>
+    </w:lvl>
+    <w:lvl w:ilvl="8" w:tentative="1">
+      <w:start w:val="1"/>
+      <w:numFmt w:val="bullet"/>
+      <w:lvlText w:val=""/>
+      <w:lvlJc w:val="left"/>
+      <w:pPr>
+        <w:tabs>
+          <w:tab w:val="num" w:pos="6480"/>
+        </w:tabs>
+        <w:ind w:left="6480" w:hanging="360"/>
+      </w:pPr>
+      <w:rPr>
+        <w:rFonts w:ascii="Wingdings" w:hAnsi="Wingdings" w:hint="default"/>
+        <w:sz w:val="20"/>
+      </w:rPr>
+    </w:lvl>
+  </w:abstractNum>
+  <w:abstractNum w:abstractNumId="5" w15:restartNumberingAfterBreak="0">
+    <w:nsid w:val="557409BD"/>
+    <w:multiLevelType w:val="multilevel"/>
+    <w:tmpl w:val="8D86C24C"/>
+    <w:lvl w:ilvl="0">
+      <w:start w:val="1"/>
+      <w:numFmt w:val="bullet"/>
+      <w:lvlText w:val=""/>
+      <w:lvlJc w:val="left"/>
+      <w:pPr>
+        <w:tabs>
+          <w:tab w:val="num" w:pos="720"/>
+        </w:tabs>
+        <w:ind w:left="720" w:hanging="360"/>
+      </w:pPr>
+      <w:rPr>
+        <w:rFonts w:ascii="Symbol" w:hAnsi="Symbol" w:hint="default"/>
+        <w:sz w:val="20"/>
+      </w:rPr>
+    </w:lvl>
+    <w:lvl w:ilvl="1">
+      <w:start w:val="1"/>
+      <w:numFmt w:val="bullet"/>
+      <w:lvlText w:val="o"/>
+      <w:lvlJc w:val="left"/>
+      <w:pPr>
+        <w:tabs>
+          <w:tab w:val="num" w:pos="1440"/>
+        </w:tabs>
+        <w:ind w:left="1440" w:hanging="360"/>
+      </w:pPr>
+      <w:rPr>
+        <w:rFonts w:ascii="Courier New" w:hAnsi="Courier New" w:hint="default"/>
+        <w:sz w:val="20"/>
+      </w:rPr>
+    </w:lvl>
+    <w:lvl w:ilvl="2" w:tentative="1">
+      <w:start w:val="1"/>
+      <w:numFmt w:val="bullet"/>
+      <w:lvlText w:val=""/>
+      <w:lvlJc w:val="left"/>
+      <w:pPr>
+        <w:tabs>
+          <w:tab w:val="num" w:pos="2160"/>
+        </w:tabs>
+        <w:ind w:left="2160" w:hanging="360"/>
+      </w:pPr>
+      <w:rPr>
+        <w:rFonts w:ascii="Wingdings" w:hAnsi="Wingdings" w:hint="default"/>
+        <w:sz w:val="20"/>
+      </w:rPr>
+    </w:lvl>
+    <w:lvl w:ilvl="3" w:tentative="1">
+      <w:start w:val="1"/>
+      <w:numFmt w:val="bullet"/>
+      <w:lvlText w:val=""/>
+      <w:lvlJc w:val="left"/>
+      <w:pPr>
+        <w:tabs>
+          <w:tab w:val="num" w:pos="2880"/>
+        </w:tabs>
+        <w:ind w:left="2880" w:hanging="360"/>
+      </w:pPr>
+      <w:rPr>
+        <w:rFonts w:ascii="Wingdings" w:hAnsi="Wingdings" w:hint="default"/>
+        <w:sz w:val="20"/>
+      </w:rPr>
+    </w:lvl>
+    <w:lvl w:ilvl="4" w:tentative="1">
+      <w:start w:val="1"/>
+      <w:numFmt w:val="bullet"/>
+      <w:lvlText w:val=""/>
+      <w:lvlJc w:val="left"/>
+      <w:pPr>
+        <w:tabs>
+          <w:tab w:val="num" w:pos="3600"/>
+        </w:tabs>
+        <w:ind w:left="3600" w:hanging="360"/>
+      </w:pPr>
+      <w:rPr>
+        <w:rFonts w:ascii="Wingdings" w:hAnsi="Wingdings" w:hint="default"/>
+        <w:sz w:val="20"/>
+      </w:rPr>
+    </w:lvl>
+    <w:lvl w:ilvl="5" w:tentative="1">
+      <w:start w:val="1"/>
+      <w:numFmt w:val="bullet"/>
+      <w:lvlText w:val=""/>
+      <w:lvlJc w:val="left"/>
+      <w:pPr>
+        <w:tabs>
+          <w:tab w:val="num" w:pos="4320"/>
+        </w:tabs>
+        <w:ind w:left="4320" w:hanging="360"/>
+      </w:pPr>
+      <w:rPr>
+        <w:rFonts w:ascii="Wingdings" w:hAnsi="Wingdings" w:hint="default"/>
+        <w:sz w:val="20"/>
+      </w:rPr>
+    </w:lvl>
+    <w:lvl w:ilvl="6" w:tentative="1">
+      <w:start w:val="1"/>
+      <w:numFmt w:val="bullet"/>
+      <w:lvlText w:val=""/>
+      <w:lvlJc w:val="left"/>
+      <w:pPr>
+        <w:tabs>
+          <w:tab w:val="num" w:pos="5040"/>
+        </w:tabs>
+        <w:ind w:left="5040" w:hanging="360"/>
+      </w:pPr>
+      <w:rPr>
+        <w:rFonts w:ascii="Wingdings" w:hAnsi="Wingdings" w:hint="default"/>
+        <w:sz w:val="20"/>
+      </w:rPr>
+    </w:lvl>
+    <w:lvl w:ilvl="7" w:tentative="1">
+      <w:start w:val="1"/>
+      <w:numFmt w:val="bullet"/>
+      <w:lvlText w:val=""/>
+      <w:lvlJc w:val="left"/>
+      <w:pPr>
+        <w:tabs>
+          <w:tab w:val="num" w:pos="5760"/>
+        </w:tabs>
+        <w:ind w:left="5760" w:hanging="360"/>
+      </w:pPr>
+      <w:rPr>
+        <w:rFonts w:ascii="Wingdings" w:hAnsi="Wingdings" w:hint="default"/>
+        <w:sz w:val="20"/>
+      </w:rPr>
+    </w:lvl>
+    <w:lvl w:ilvl="8" w:tentative="1">
+      <w:start w:val="1"/>
+      <w:numFmt w:val="bullet"/>
+      <w:lvlText w:val=""/>
+      <w:lvlJc w:val="left"/>
+      <w:pPr>
+        <w:tabs>
+          <w:tab w:val="num" w:pos="6480"/>
+        </w:tabs>
+        <w:ind w:left="6480" w:hanging="360"/>
+      </w:pPr>
+      <w:rPr>
+        <w:rFonts w:ascii="Wingdings" w:hAnsi="Wingdings" w:hint="default"/>
+        <w:sz w:val="20"/>
+      </w:rPr>
+    </w:lvl>
+  </w:abstractNum>
+  <w:abstractNum w:abstractNumId="6" w15:restartNumberingAfterBreak="0">
+    <w:nsid w:val="60AC782B"/>
+    <w:multiLevelType w:val="multilevel"/>
+    <w:tmpl w:val="D7A0B5FC"/>
+    <w:lvl w:ilvl="0">
+      <w:start w:val="1"/>
+      <w:numFmt w:val="bullet"/>
+      <w:lvlText w:val=""/>
+      <w:lvlJc w:val="left"/>
+      <w:pPr>
+        <w:tabs>
+          <w:tab w:val="num" w:pos="720"/>
+        </w:tabs>
+        <w:ind w:left="720" w:hanging="360"/>
+      </w:pPr>
+      <w:rPr>
+        <w:rFonts w:ascii="Symbol" w:hAnsi="Symbol" w:hint="default"/>
+        <w:sz w:val="20"/>
+      </w:rPr>
+    </w:lvl>
+    <w:lvl w:ilvl="1">
+      <w:start w:val="1"/>
+      <w:numFmt w:val="bullet"/>
+      <w:lvlText w:val="o"/>
+      <w:lvlJc w:val="left"/>
+      <w:pPr>
+        <w:tabs>
+          <w:tab w:val="num" w:pos="1440"/>
+        </w:tabs>
+        <w:ind w:left="1440" w:hanging="360"/>
+      </w:pPr>
+      <w:rPr>
+        <w:rFonts w:ascii="Courier New" w:hAnsi="Courier New" w:hint="default"/>
+        <w:sz w:val="20"/>
+      </w:rPr>
+    </w:lvl>
+    <w:lvl w:ilvl="2" w:tentative="1">
+      <w:start w:val="1"/>
+      <w:numFmt w:val="bullet"/>
+      <w:lvlText w:val=""/>
+      <w:lvlJc w:val="left"/>
+      <w:pPr>
+        <w:tabs>
+          <w:tab w:val="num" w:pos="2160"/>
+        </w:tabs>
+        <w:ind w:left="2160" w:hanging="360"/>
+      </w:pPr>
+      <w:rPr>
+        <w:rFonts w:ascii="Wingdings" w:hAnsi="Wingdings" w:hint="default"/>
+        <w:sz w:val="20"/>
+      </w:rPr>
+    </w:lvl>
+    <w:lvl w:ilvl="3" w:tentative="1">
+      <w:start w:val="1"/>
+      <w:numFmt w:val="bullet"/>
+      <w:lvlText w:val=""/>
+      <w:lvlJc w:val="left"/>
+      <w:pPr>
+        <w:tabs>
+          <w:tab w:val="num" w:pos="2880"/>
+        </w:tabs>
+        <w:ind w:left="2880" w:hanging="360"/>
+      </w:pPr>
+      <w:rPr>
+        <w:rFonts w:ascii="Wingdings" w:hAnsi="Wingdings" w:hint="default"/>
+        <w:sz w:val="20"/>
+      </w:rPr>
+    </w:lvl>
+    <w:lvl w:ilvl="4" w:tentative="1">
+      <w:start w:val="1"/>
+      <w:numFmt w:val="bullet"/>
+      <w:lvlText w:val=""/>
+      <w:lvlJc w:val="left"/>
+      <w:pPr>
+        <w:tabs>
+          <w:tab w:val="num" w:pos="3600"/>
+        </w:tabs>
+        <w:ind w:left="3600" w:hanging="360"/>
+      </w:pPr>
+      <w:rPr>
+        <w:rFonts w:ascii="Wingdings" w:hAnsi="Wingdings" w:hint="default"/>
+        <w:sz w:val="20"/>
+      </w:rPr>
+    </w:lvl>
+    <w:lvl w:ilvl="5" w:tentative="1">
+      <w:start w:val="1"/>
+      <w:numFmt w:val="bullet"/>
+      <w:lvlText w:val=""/>
+      <w:lvlJc w:val="left"/>
+      <w:pPr>
+        <w:tabs>
+          <w:tab w:val="num" w:pos="4320"/>
+        </w:tabs>
+        <w:ind w:left="4320" w:hanging="360"/>
+      </w:pPr>
+      <w:rPr>
+        <w:rFonts w:ascii="Wingdings" w:hAnsi="Wingdings" w:hint="default"/>
+        <w:sz w:val="20"/>
+      </w:rPr>
+    </w:lvl>
+    <w:lvl w:ilvl="6" w:tentative="1">
+      <w:start w:val="1"/>
+      <w:numFmt w:val="bullet"/>
+      <w:lvlText w:val=""/>
+      <w:lvlJc w:val="left"/>
+      <w:pPr>
+        <w:tabs>
+          <w:tab w:val="num" w:pos="5040"/>
+        </w:tabs>
+        <w:ind w:left="5040" w:hanging="360"/>
+      </w:pPr>
+      <w:rPr>
+        <w:rFonts w:ascii="Wingdings" w:hAnsi="Wingdings" w:hint="default"/>
+        <w:sz w:val="20"/>
+      </w:rPr>
+    </w:lvl>
+    <w:lvl w:ilvl="7" w:tentative="1">
+      <w:start w:val="1"/>
+      <w:numFmt w:val="bullet"/>
+      <w:lvlText w:val=""/>
+      <w:lvlJc w:val="left"/>
+      <w:pPr>
+        <w:tabs>
+          <w:tab w:val="num" w:pos="5760"/>
+        </w:tabs>
+        <w:ind w:left="5760" w:hanging="360"/>
+      </w:pPr>
+      <w:rPr>
+        <w:rFonts w:ascii="Wingdings" w:hAnsi="Wingdings" w:hint="default"/>
+        <w:sz w:val="20"/>
+      </w:rPr>
+    </w:lvl>
+    <w:lvl w:ilvl="8" w:tentative="1">
+      <w:start w:val="1"/>
+      <w:numFmt w:val="bullet"/>
+      <w:lvlText w:val=""/>
+      <w:lvlJc w:val="left"/>
+      <w:pPr>
+        <w:tabs>
+          <w:tab w:val="num" w:pos="6480"/>
+        </w:tabs>
+        <w:ind w:left="6480" w:hanging="360"/>
+      </w:pPr>
+      <w:rPr>
+        <w:rFonts w:ascii="Wingdings" w:hAnsi="Wingdings" w:hint="default"/>
+        <w:sz w:val="20"/>
+      </w:rPr>
+    </w:lvl>
+  </w:abstractNum>
+  <w:abstractNum w:abstractNumId="7" w15:restartNumberingAfterBreak="0">
+    <w:nsid w:val="68F00FDE"/>
+    <w:multiLevelType w:val="multilevel"/>
+    <w:tmpl w:val="EBF0E936"/>
+    <w:lvl w:ilvl="0">
+      <w:start w:val="1"/>
+      <w:numFmt w:val="bullet"/>
+      <w:lvlText w:val=""/>
+      <w:lvlJc w:val="left"/>
+      <w:pPr>
+        <w:tabs>
+          <w:tab w:val="num" w:pos="720"/>
+        </w:tabs>
+        <w:ind w:left="720" w:hanging="360"/>
+      </w:pPr>
+      <w:rPr>
+        <w:rFonts w:ascii="Symbol" w:hAnsi="Symbol" w:hint="default"/>
+        <w:sz w:val="20"/>
+      </w:rPr>
+    </w:lvl>
+    <w:lvl w:ilvl="1" w:tentative="1">
+      <w:start w:val="1"/>
+      <w:numFmt w:val="bullet"/>
+      <w:lvlText w:val="o"/>
+      <w:lvlJc w:val="left"/>
+      <w:pPr>
+        <w:tabs>
+          <w:tab w:val="num" w:pos="1440"/>
+        </w:tabs>
+        <w:ind w:left="1440" w:hanging="360"/>
+      </w:pPr>
+      <w:rPr>
+        <w:rFonts w:ascii="Courier New" w:hAnsi="Courier New" w:hint="default"/>
+        <w:sz w:val="20"/>
+      </w:rPr>
+    </w:lvl>
+    <w:lvl w:ilvl="2" w:tentative="1">
+      <w:start w:val="1"/>
+      <w:numFmt w:val="bullet"/>
+      <w:lvlText w:val=""/>
+      <w:lvlJc w:val="left"/>
+      <w:pPr>
+        <w:tabs>
+          <w:tab w:val="num" w:pos="2160"/>
+        </w:tabs>
+        <w:ind w:left="2160" w:hanging="360"/>
+      </w:pPr>
+      <w:rPr>
+        <w:rFonts w:ascii="Wingdings" w:hAnsi="Wingdings" w:hint="default"/>
+        <w:sz w:val="20"/>
+      </w:rPr>
+    </w:lvl>
+    <w:lvl w:ilvl="3" w:tentative="1">
+      <w:start w:val="1"/>
+      <w:numFmt w:val="bullet"/>
+      <w:lvlText w:val=""/>
+      <w:lvlJc w:val="left"/>
+      <w:pPr>
+        <w:tabs>
+          <w:tab w:val="num" w:pos="2880"/>
+        </w:tabs>
+        <w:ind w:left="2880" w:hanging="360"/>
+      </w:pPr>
+      <w:rPr>
+        <w:rFonts w:ascii="Wingdings" w:hAnsi="Wingdings" w:hint="default"/>
+        <w:sz w:val="20"/>
+      </w:rPr>
+    </w:lvl>
+    <w:lvl w:ilvl="4" w:tentative="1">
+      <w:start w:val="1"/>
+      <w:numFmt w:val="bullet"/>
+      <w:lvlText w:val=""/>
+      <w:lvlJc w:val="left"/>
+      <w:pPr>
+        <w:tabs>
+          <w:tab w:val="num" w:pos="3600"/>
+        </w:tabs>
+        <w:ind w:left="3600" w:hanging="360"/>
+      </w:pPr>
+      <w:rPr>
+        <w:rFonts w:ascii="Wingdings" w:hAnsi="Wingdings" w:hint="default"/>
+        <w:sz w:val="20"/>
+      </w:rPr>
+    </w:lvl>
+    <w:lvl w:ilvl="5" w:tentative="1">
+      <w:start w:val="1"/>
+      <w:numFmt w:val="bullet"/>
+      <w:lvlText w:val=""/>
+      <w:lvlJc w:val="left"/>
+      <w:pPr>
+        <w:tabs>
+          <w:tab w:val="num" w:pos="4320"/>
+        </w:tabs>
+        <w:ind w:left="4320" w:hanging="360"/>
+      </w:pPr>
+      <w:rPr>
+        <w:rFonts w:ascii="Wingdings" w:hAnsi="Wingdings" w:hint="default"/>
+        <w:sz w:val="20"/>
+      </w:rPr>
+    </w:lvl>
+    <w:lvl w:ilvl="6" w:tentative="1">
+      <w:start w:val="1"/>
+      <w:numFmt w:val="bullet"/>
+      <w:lvlText w:val=""/>
+      <w:lvlJc w:val="left"/>
+      <w:pPr>
+        <w:tabs>
+          <w:tab w:val="num" w:pos="5040"/>
+        </w:tabs>
+        <w:ind w:left="5040" w:hanging="360"/>
+      </w:pPr>
+      <w:rPr>
+        <w:rFonts w:ascii="Wingdings" w:hAnsi="Wingdings" w:hint="default"/>
+        <w:sz w:val="20"/>
+      </w:rPr>
+    </w:lvl>
+    <w:lvl w:ilvl="7" w:tentative="1">
+      <w:start w:val="1"/>
+      <w:numFmt w:val="bullet"/>
+      <w:lvlText w:val=""/>
+      <w:lvlJc w:val="left"/>
+      <w:pPr>
+        <w:tabs>
+          <w:tab w:val="num" w:pos="5760"/>
+        </w:tabs>
+        <w:ind w:left="5760" w:hanging="360"/>
+      </w:pPr>
+      <w:rPr>
+        <w:rFonts w:ascii="Wingdings" w:hAnsi="Wingdings" w:hint="default"/>
+        <w:sz w:val="20"/>
+      </w:rPr>
+    </w:lvl>
+    <w:lvl w:ilvl="8" w:tentative="1">
+      <w:start w:val="1"/>
+      <w:numFmt w:val="bullet"/>
+      <w:lvlText w:val=""/>
+      <w:lvlJc w:val="left"/>
+      <w:pPr>
+        <w:tabs>
+          <w:tab w:val="num" w:pos="6480"/>
+        </w:tabs>
+        <w:ind w:left="6480" w:hanging="360"/>
+      </w:pPr>
+      <w:rPr>
+        <w:rFonts w:ascii="Wingdings" w:hAnsi="Wingdings" w:hint="default"/>
+        <w:sz w:val="20"/>
+      </w:rPr>
+    </w:lvl>
+  </w:abstractNum>
+  <w:abstractNum w:abstractNumId="8" w15:restartNumberingAfterBreak="0">
+    <w:nsid w:val="6A574C49"/>
+    <w:multiLevelType w:val="multilevel"/>
+    <w:tmpl w:val="BB867624"/>
+    <w:lvl w:ilvl="0">
+      <w:start w:val="1"/>
+      <w:numFmt w:val="bullet"/>
+      <w:lvlText w:val=""/>
+      <w:lvlJc w:val="left"/>
+      <w:pPr>
+        <w:tabs>
+          <w:tab w:val="num" w:pos="720"/>
+        </w:tabs>
+        <w:ind w:left="720" w:hanging="360"/>
+      </w:pPr>
+      <w:rPr>
+        <w:rFonts w:ascii="Symbol" w:hAnsi="Symbol" w:hint="default"/>
+        <w:sz w:val="20"/>
+      </w:rPr>
+    </w:lvl>
+    <w:lvl w:ilvl="1">
+      <w:start w:val="1"/>
+      <w:numFmt w:val="bullet"/>
+      <w:lvlText w:val="o"/>
+      <w:lvlJc w:val="left"/>
+      <w:pPr>
+        <w:tabs>
+          <w:tab w:val="num" w:pos="1440"/>
+        </w:tabs>
+        <w:ind w:left="1440" w:hanging="360"/>
+      </w:pPr>
+      <w:rPr>
+        <w:rFonts w:ascii="Courier New" w:hAnsi="Courier New" w:hint="default"/>
+        <w:sz w:val="20"/>
+      </w:rPr>
+    </w:lvl>
+    <w:lvl w:ilvl="2" w:tentative="1">
+      <w:start w:val="1"/>
+      <w:numFmt w:val="bullet"/>
+      <w:lvlText w:val=""/>
+      <w:lvlJc w:val="left"/>
+      <w:pPr>
+        <w:tabs>
+          <w:tab w:val="num" w:pos="2160"/>
+        </w:tabs>
+        <w:ind w:left="2160" w:hanging="360"/>
+      </w:pPr>
+      <w:rPr>
+        <w:rFonts w:ascii="Wingdings" w:hAnsi="Wingdings" w:hint="default"/>
+        <w:sz w:val="20"/>
+      </w:rPr>
+    </w:lvl>
+    <w:lvl w:ilvl="3" w:tentative="1">
+      <w:start w:val="1"/>
+      <w:numFmt w:val="bullet"/>
+      <w:lvlText w:val=""/>
+      <w:lvlJc w:val="left"/>
+      <w:pPr>
+        <w:tabs>
+          <w:tab w:val="num" w:pos="2880"/>
+        </w:tabs>
+        <w:ind w:left="2880" w:hanging="360"/>
+      </w:pPr>
+      <w:rPr>
+        <w:rFonts w:ascii="Wingdings" w:hAnsi="Wingdings" w:hint="default"/>
+        <w:sz w:val="20"/>
+      </w:rPr>
+    </w:lvl>
+    <w:lvl w:ilvl="4" w:tentative="1">
+      <w:start w:val="1"/>
+      <w:numFmt w:val="bullet"/>
+      <w:lvlText w:val=""/>
+      <w:lvlJc w:val="left"/>
+      <w:pPr>
+        <w:tabs>
+          <w:tab w:val="num" w:pos="3600"/>
+        </w:tabs>
+        <w:ind w:left="3600" w:hanging="360"/>
+      </w:pPr>
+      <w:rPr>
+        <w:rFonts w:ascii="Wingdings" w:hAnsi="Wingdings" w:hint="default"/>
+        <w:sz w:val="20"/>
+      </w:rPr>
+    </w:lvl>
+    <w:lvl w:ilvl="5" w:tentative="1">
+      <w:start w:val="1"/>
+      <w:numFmt w:val="bullet"/>
+      <w:lvlText w:val=""/>
+      <w:lvlJc w:val="left"/>
+      <w:pPr>
+        <w:tabs>
+          <w:tab w:val="num" w:pos="4320"/>
+        </w:tabs>
+        <w:ind w:left="4320" w:hanging="360"/>
+      </w:pPr>
+      <w:rPr>
+        <w:rFonts w:ascii="Wingdings" w:hAnsi="Wingdings" w:hint="default"/>
+        <w:sz w:val="20"/>
+      </w:rPr>
+    </w:lvl>
+    <w:lvl w:ilvl="6" w:tentative="1">
+      <w:start w:val="1"/>
+      <w:numFmt w:val="bullet"/>
+      <w:lvlText w:val=""/>
+      <w:lvlJc w:val="left"/>
+      <w:pPr>
+        <w:tabs>
+          <w:tab w:val="num" w:pos="5040"/>
+        </w:tabs>
+        <w:ind w:left="5040" w:hanging="360"/>
+      </w:pPr>
+      <w:rPr>
+        <w:rFonts w:ascii="Wingdings" w:hAnsi="Wingdings" w:hint="default"/>
+        <w:sz w:val="20"/>
+      </w:rPr>
+    </w:lvl>
+    <w:lvl w:ilvl="7" w:tentative="1">
+      <w:start w:val="1"/>
+      <w:numFmt w:val="bullet"/>
+      <w:lvlText w:val=""/>
+      <w:lvlJc w:val="left"/>
+      <w:pPr>
+        <w:tabs>
+          <w:tab w:val="num" w:pos="5760"/>
+        </w:tabs>
+        <w:ind w:left="5760" w:hanging="360"/>
+      </w:pPr>
+      <w:rPr>
+        <w:rFonts w:ascii="Wingdings" w:hAnsi="Wingdings" w:hint="default"/>
+        <w:sz w:val="20"/>
+      </w:rPr>
+    </w:lvl>
+    <w:lvl w:ilvl="8" w:tentative="1">
+      <w:start w:val="1"/>
+      <w:numFmt w:val="bullet"/>
+      <w:lvlText w:val=""/>
+      <w:lvlJc w:val="left"/>
+      <w:pPr>
+        <w:tabs>
+          <w:tab w:val="num" w:pos="6480"/>
+        </w:tabs>
+        <w:ind w:left="6480" w:hanging="360"/>
+      </w:pPr>
+      <w:rPr>
+        <w:rFonts w:ascii="Wingdings" w:hAnsi="Wingdings" w:hint="default"/>
+        <w:sz w:val="20"/>
+      </w:rPr>
+    </w:lvl>
+  </w:abstractNum>
+  <w:abstractNum w:abstractNumId="9" w15:restartNumberingAfterBreak="0">
     <w:nsid w:val="714E1A72"/>
     <w:multiLevelType w:val="multilevel"/>
     <w:tmpl w:val="67AA863A"/>
@@ -270,6 +4163,53 @@
     </w:lvl>
   </w:abstractNum>
   <w:num w:numId="1" w16cid:durableId="19207160">
+    <w:abstractNumId w:val="9"/>
+  </w:num>
+  <w:num w:numId="2" w16cid:durableId="86856040">
+    <w:abstractNumId w:val="3"/>
+  </w:num>
+  <w:num w:numId="3" w16cid:durableId="1027875093">
+    <w:abstractNumId w:val="4"/>
+  </w:num>
+  <w:num w:numId="4" w16cid:durableId="1233807745">
+    <w:abstractNumId w:val="4"/>
+    <w:lvlOverride w:ilvl="1">
+      <w:lvl w:ilvl="1">
+        <w:numFmt w:val="bullet"/>
+        <w:lvlText w:val="o"/>
+        <w:lvlJc w:val="left"/>
+        <w:pPr>
+          <w:tabs>
+            <w:tab w:val="num" w:pos="1440"/>
+          </w:tabs>
+          <w:ind w:left="1440" w:hanging="360"/>
+        </w:pPr>
+        <w:rPr>
+          <w:rFonts w:ascii="Courier New" w:hAnsi="Courier New" w:hint="default"/>
+          <w:sz w:val="20"/>
+        </w:rPr>
+      </w:lvl>
+    </w:lvlOverride>
+  </w:num>
+  <w:num w:numId="5" w16cid:durableId="678584725">
+    <w:abstractNumId w:val="5"/>
+  </w:num>
+  <w:num w:numId="6" w16cid:durableId="2054495960">
+    <w:abstractNumId w:val="6"/>
+  </w:num>
+  <w:num w:numId="7" w16cid:durableId="1513299041">
+    <w:abstractNumId w:val="8"/>
+  </w:num>
+  <w:num w:numId="8" w16cid:durableId="539055006">
+    <w:abstractNumId w:val="7"/>
+  </w:num>
+  <w:num w:numId="9" w16cid:durableId="2021539340">
+    <w:abstractNumId w:val="2"/>
+  </w:num>
+  <w:num w:numId="10" w16cid:durableId="1480919420">
+    <w:abstractNumId w:val="1"/>
+  </w:num>
+  <w:num w:numId="11" w16cid:durableId="1824003304">
     <w:abstractNumId w:val="0"/>
   </w:num>
 </w:numbering>
